--- a/doc/stabilisation_ux2.docx
+++ b/doc/stabilisation_ux2.docx
@@ -12,7 +12,7 @@
         <w:rPr>
           <w:lang w:val="fr-CA"/>
         </w:rPr>
-        <w:t xml:space="preserve">On passe à la </w:t>
+        <w:t xml:space="preserve">Ta version publique est maintenant </w:t>
       </w:r>
       <w:r>
         <w:rPr>
@@ -20,65 +20,13 @@
           <w:bCs/>
           <w:lang w:val="fr-CA"/>
         </w:rPr>
-        <w:t>stabilisation UX côté carte</w:t>
-      </w:r>
-      <w:r>
-        <w:rPr>
-          <w:lang w:val="fr-CA"/>
-        </w:rPr>
-        <w:t>.</w:t>
-      </w:r>
-    </w:p>
-    <w:p>
-      <w:pPr>
-        <w:rPr>
-          <w:lang w:val="fr-CA"/>
-        </w:rPr>
-      </w:pPr>
-      <w:r>
-        <w:rPr>
-          <w:lang w:val="fr-CA"/>
-        </w:rPr>
-        <w:t xml:space="preserve">L’objectif ici est d’ajouter à </w:t>
-      </w:r>
-      <w:proofErr w:type="spellStart"/>
-      <w:r>
-        <w:rPr>
-          <w:lang w:val="fr-CA"/>
-        </w:rPr>
-        <w:t>MapView.tsx</w:t>
-      </w:r>
-      <w:proofErr w:type="spellEnd"/>
-      <w:r>
-        <w:rPr>
-          <w:lang w:val="fr-CA"/>
-        </w:rPr>
-        <w:t xml:space="preserve"> :</w:t>
-      </w:r>
-    </w:p>
-    <w:p>
-      <w:pPr>
-        <w:numPr>
-          <w:ilvl w:val="0"/>
-          <w:numId w:val="2"/>
-        </w:numPr>
-        <w:rPr>
-          <w:lang w:val="fr-CA"/>
-        </w:rPr>
-      </w:pPr>
-      <w:proofErr w:type="gramStart"/>
-      <w:r>
-        <w:rPr>
-          <w:lang w:val="fr-CA"/>
-        </w:rPr>
-        <w:t>un</w:t>
-      </w:r>
-      <w:proofErr w:type="gramEnd"/>
-      <w:r>
-        <w:rPr>
-          <w:lang w:val="fr-CA"/>
-        </w:rPr>
-        <w:t xml:space="preserve"> </w:t>
+        <w:t>fonctionnelle et stable</w:t>
+      </w:r>
+      <w:r>
+        <w:rPr>
+          <w:lang w:val="fr-CA"/>
+        </w:rPr>
+        <w:t xml:space="preserve">, mais pour une démonstration client, surtout devant Hydro-Québec, la stabilité seule ne suffit pas. Il faut passer d’un </w:t>
       </w:r>
       <w:r>
         <w:rPr>
@@ -86,60 +34,13 @@
           <w:bCs/>
           <w:lang w:val="fr-CA"/>
         </w:rPr>
-        <w:t>indicateur de chargement</w:t>
-      </w:r>
-      <w:r>
-        <w:rPr>
-          <w:lang w:val="fr-CA"/>
-        </w:rPr>
-        <w:t xml:space="preserve"> pendant </w:t>
-      </w:r>
-      <w:proofErr w:type="spellStart"/>
-      <w:proofErr w:type="gramStart"/>
-      <w:r>
-        <w:rPr>
-          <w:lang w:val="fr-CA"/>
-        </w:rPr>
-        <w:t>refreshTiles</w:t>
-      </w:r>
-      <w:proofErr w:type="spellEnd"/>
-      <w:r>
-        <w:rPr>
-          <w:lang w:val="fr-CA"/>
-        </w:rPr>
-        <w:t>(</w:t>
-      </w:r>
-      <w:proofErr w:type="gramEnd"/>
-      <w:r>
-        <w:rPr>
-          <w:lang w:val="fr-CA"/>
-        </w:rPr>
-        <w:t xml:space="preserve">) </w:t>
-      </w:r>
-    </w:p>
-    <w:p>
-      <w:pPr>
-        <w:numPr>
-          <w:ilvl w:val="0"/>
-          <w:numId w:val="2"/>
-        </w:numPr>
-        <w:rPr>
-          <w:lang w:val="fr-CA"/>
-        </w:rPr>
-      </w:pPr>
-      <w:proofErr w:type="gramStart"/>
-      <w:r>
-        <w:rPr>
-          <w:lang w:val="fr-CA"/>
-        </w:rPr>
-        <w:t>un</w:t>
-      </w:r>
-      <w:proofErr w:type="gramEnd"/>
-      <w:r>
-        <w:rPr>
-          <w:lang w:val="fr-CA"/>
-        </w:rPr>
-        <w:t xml:space="preserve"> </w:t>
+        <w:t>prototype technique solide</w:t>
+      </w:r>
+      <w:r>
+        <w:rPr>
+          <w:lang w:val="fr-CA"/>
+        </w:rPr>
+        <w:t xml:space="preserve"> à un </w:t>
       </w:r>
       <w:r>
         <w:rPr>
@@ -147,116 +48,210 @@
           <w:bCs/>
           <w:lang w:val="fr-CA"/>
         </w:rPr>
-        <w:t>état vide explicite</w:t>
-      </w:r>
-      <w:r>
-        <w:rPr>
-          <w:lang w:val="fr-CA"/>
-        </w:rPr>
-        <w:t xml:space="preserve"> selon le contexte </w:t>
-      </w:r>
-    </w:p>
-    <w:p>
-      <w:pPr>
-        <w:numPr>
-          <w:ilvl w:val="0"/>
-          <w:numId w:val="2"/>
-        </w:numPr>
-        <w:rPr>
-          <w:lang w:val="fr-CA"/>
-        </w:rPr>
-      </w:pPr>
-      <w:proofErr w:type="gramStart"/>
-      <w:r>
-        <w:rPr>
-          <w:lang w:val="fr-CA"/>
-        </w:rPr>
-        <w:t>un</w:t>
-      </w:r>
-      <w:proofErr w:type="gramEnd"/>
-      <w:r>
-        <w:rPr>
-          <w:lang w:val="fr-CA"/>
-        </w:rPr>
-        <w:t xml:space="preserve"> </w:t>
-      </w:r>
-      <w:r>
+        <w:t>produit démontrable</w:t>
+      </w:r>
+      <w:r>
+        <w:rPr>
+          <w:lang w:val="fr-CA"/>
+        </w:rPr>
+        <w:t>.</w:t>
+      </w:r>
+    </w:p>
+    <w:p>
+      <w:pPr>
         <w:rPr>
           <w:b/>
           <w:bCs/>
           <w:lang w:val="fr-CA"/>
         </w:rPr>
-        <w:t>message clair</w:t>
-      </w:r>
-      <w:r>
-        <w:rPr>
-          <w:lang w:val="fr-CA"/>
-        </w:rPr>
-        <w:t xml:space="preserve"> quand aucune tuile n’est trouvée </w:t>
-      </w:r>
-    </w:p>
-    <w:p>
-      <w:pPr>
-        <w:numPr>
-          <w:ilvl w:val="0"/>
-          <w:numId w:val="2"/>
-        </w:numPr>
-        <w:rPr>
-          <w:lang w:val="fr-CA"/>
-        </w:rPr>
-      </w:pPr>
-      <w:proofErr w:type="gramStart"/>
-      <w:r>
-        <w:rPr>
-          <w:lang w:val="fr-CA"/>
-        </w:rPr>
-        <w:t>un</w:t>
-      </w:r>
-      <w:proofErr w:type="gramEnd"/>
-      <w:r>
-        <w:rPr>
-          <w:lang w:val="fr-CA"/>
-        </w:rPr>
-        <w:t xml:space="preserve"> </w:t>
-      </w:r>
+      </w:pPr>
       <w:r>
         <w:rPr>
           <w:b/>
           <w:bCs/>
           <w:lang w:val="fr-CA"/>
         </w:rPr>
-        <w:t>message clair</w:t>
-      </w:r>
-      <w:r>
-        <w:rPr>
-          <w:lang w:val="fr-CA"/>
-        </w:rPr>
-        <w:t xml:space="preserve"> quand l’AOI n’intersecte rien </w:t>
+        <w:t>Où tu en es maintenant</w:t>
+      </w:r>
+    </w:p>
+    <w:p>
+      <w:pPr>
+        <w:rPr>
+          <w:lang w:val="fr-CA"/>
+        </w:rPr>
+      </w:pPr>
+      <w:r>
+        <w:rPr>
+          <w:lang w:val="fr-CA"/>
+        </w:rPr>
+        <w:t>Tu as déjà sécurisé l’essentiel :</w:t>
       </w:r>
     </w:p>
     <w:p>
       <w:pPr>
         <w:numPr>
           <w:ilvl w:val="0"/>
-          <w:numId w:val="2"/>
-        </w:numPr>
-        <w:rPr>
-          <w:lang w:val="fr-CA"/>
-        </w:rPr>
-      </w:pPr>
-      <w:proofErr w:type="gramStart"/>
-      <w:r>
-        <w:rPr>
-          <w:lang w:val="fr-CA"/>
-        </w:rPr>
-        <w:t>un</w:t>
-      </w:r>
-      <w:proofErr w:type="gramEnd"/>
-      <w:r>
-        <w:rPr>
-          <w:lang w:val="fr-CA"/>
-        </w:rPr>
-        <w:t xml:space="preserve"> </w:t>
+          <w:numId w:val="13"/>
+        </w:numPr>
+      </w:pPr>
+      <w:r>
+        <w:t xml:space="preserve">import AOI </w:t>
+      </w:r>
+      <w:proofErr w:type="spellStart"/>
+      <w:r>
+        <w:t>robuste</w:t>
+      </w:r>
+      <w:proofErr w:type="spellEnd"/>
+      <w:r>
+        <w:t xml:space="preserve"> </w:t>
+      </w:r>
+    </w:p>
+    <w:p>
+      <w:pPr>
+        <w:numPr>
+          <w:ilvl w:val="0"/>
+          <w:numId w:val="13"/>
+        </w:numPr>
+      </w:pPr>
+      <w:r>
+        <w:t xml:space="preserve">reprojection </w:t>
+      </w:r>
+      <w:proofErr w:type="spellStart"/>
+      <w:r>
+        <w:t>assistée</w:t>
+      </w:r>
+      <w:proofErr w:type="spellEnd"/>
+      <w:r>
+        <w:t xml:space="preserve"> </w:t>
+      </w:r>
+    </w:p>
+    <w:p>
+      <w:pPr>
+        <w:numPr>
+          <w:ilvl w:val="0"/>
+          <w:numId w:val="13"/>
+        </w:numPr>
+      </w:pPr>
+      <w:r>
+        <w:t xml:space="preserve">intersection </w:t>
+      </w:r>
+      <w:proofErr w:type="spellStart"/>
+      <w:r>
+        <w:t>performante</w:t>
+      </w:r>
+      <w:proofErr w:type="spellEnd"/>
+      <w:r>
+        <w:t xml:space="preserve"> </w:t>
+      </w:r>
+    </w:p>
+    <w:p>
+      <w:pPr>
+        <w:numPr>
+          <w:ilvl w:val="0"/>
+          <w:numId w:val="13"/>
+        </w:numPr>
+      </w:pPr>
+      <w:proofErr w:type="spellStart"/>
+      <w:r>
+        <w:t>filtres</w:t>
+      </w:r>
+      <w:proofErr w:type="spellEnd"/>
+      <w:r>
+        <w:t xml:space="preserve"> </w:t>
+      </w:r>
+      <w:proofErr w:type="spellStart"/>
+      <w:r>
+        <w:t>produit</w:t>
+      </w:r>
+      <w:proofErr w:type="spellEnd"/>
+      <w:r>
+        <w:t xml:space="preserve"> / </w:t>
+      </w:r>
+      <w:proofErr w:type="spellStart"/>
+      <w:r>
+        <w:t>année</w:t>
+      </w:r>
+      <w:proofErr w:type="spellEnd"/>
+      <w:r>
+        <w:t xml:space="preserve"> </w:t>
+      </w:r>
+    </w:p>
+    <w:p>
+      <w:pPr>
+        <w:numPr>
+          <w:ilvl w:val="0"/>
+          <w:numId w:val="13"/>
+        </w:numPr>
+      </w:pPr>
+      <w:proofErr w:type="spellStart"/>
+      <w:r>
+        <w:t>sélection</w:t>
+      </w:r>
+      <w:proofErr w:type="spellEnd"/>
+      <w:r>
+        <w:t xml:space="preserve"> </w:t>
+      </w:r>
+      <w:proofErr w:type="spellStart"/>
+      <w:r>
+        <w:t>cohérente</w:t>
+      </w:r>
+      <w:proofErr w:type="spellEnd"/>
+      <w:r>
+        <w:t xml:space="preserve"> </w:t>
+      </w:r>
+    </w:p>
+    <w:p>
+      <w:pPr>
+        <w:numPr>
+          <w:ilvl w:val="0"/>
+          <w:numId w:val="13"/>
+        </w:numPr>
+      </w:pPr>
+      <w:r>
+        <w:t xml:space="preserve">export </w:t>
+      </w:r>
+    </w:p>
+    <w:p>
+      <w:pPr>
+        <w:numPr>
+          <w:ilvl w:val="0"/>
+          <w:numId w:val="13"/>
+        </w:numPr>
+      </w:pPr>
+      <w:r>
+        <w:t xml:space="preserve">fond OSM stable </w:t>
+      </w:r>
+    </w:p>
+    <w:p>
+      <w:pPr>
+        <w:numPr>
+          <w:ilvl w:val="0"/>
+          <w:numId w:val="13"/>
+        </w:numPr>
+      </w:pPr>
+      <w:r>
+        <w:t xml:space="preserve">UI carte </w:t>
+      </w:r>
+      <w:proofErr w:type="spellStart"/>
+      <w:r>
+        <w:t>stabilisée</w:t>
+      </w:r>
+      <w:proofErr w:type="spellEnd"/>
+      <w:r>
+        <w:t xml:space="preserve"> </w:t>
+      </w:r>
+    </w:p>
+    <w:p>
+      <w:pPr>
+        <w:rPr>
+          <w:lang w:val="fr-CA"/>
+        </w:rPr>
+      </w:pPr>
+      <w:r>
+        <w:rPr>
+          <w:lang w:val="fr-CA"/>
+        </w:rPr>
+        <w:t xml:space="preserve">À ce stade, la suite logique n’est plus le cœur algorithmique, mais la </w:t>
       </w:r>
       <w:r>
         <w:rPr>
@@ -264,245 +259,342 @@
           <w:bCs/>
           <w:lang w:val="fr-CA"/>
         </w:rPr>
-        <w:t>message clair</w:t>
-      </w:r>
-      <w:r>
-        <w:rPr>
-          <w:lang w:val="fr-CA"/>
-        </w:rPr>
-        <w:t xml:space="preserve"> quand le filtre année vide le résultat </w:t>
-      </w:r>
-    </w:p>
-    <w:p>
-      <w:pPr>
-        <w:numPr>
-          <w:ilvl w:val="0"/>
-          <w:numId w:val="2"/>
-        </w:numPr>
-        <w:rPr>
-          <w:lang w:val="fr-CA"/>
-        </w:rPr>
-      </w:pPr>
-      <w:proofErr w:type="gramStart"/>
-      <w:r>
-        <w:rPr>
-          <w:lang w:val="fr-CA"/>
-        </w:rPr>
-        <w:t>une</w:t>
-      </w:r>
-      <w:proofErr w:type="gramEnd"/>
-      <w:r>
-        <w:rPr>
-          <w:lang w:val="fr-CA"/>
-        </w:rPr>
-        <w:t xml:space="preserve"> </w:t>
-      </w:r>
-      <w:r>
+        <w:t>mise en valeur du produit</w:t>
+      </w:r>
+      <w:r>
+        <w:rPr>
+          <w:lang w:val="fr-CA"/>
+        </w:rPr>
+        <w:t>.</w:t>
+      </w:r>
+    </w:p>
+    <w:p>
+      <w:pPr>
         <w:rPr>
           <w:b/>
           <w:bCs/>
           <w:lang w:val="fr-CA"/>
         </w:rPr>
-        <w:t>gestion d’erreur visuelle</w:t>
-      </w:r>
-      <w:r>
-        <w:rPr>
-          <w:lang w:val="fr-CA"/>
-        </w:rPr>
-        <w:t xml:space="preserve"> si le rafraîchissement échoue </w:t>
-      </w:r>
-    </w:p>
-    <w:p>
-      <w:pPr>
-        <w:rPr>
-          <w:lang w:val="fr-CA"/>
-        </w:rPr>
-      </w:pPr>
-      <w:r>
-        <w:rPr>
-          <w:lang w:val="fr-CA"/>
-        </w:rPr>
-        <w:t xml:space="preserve">Je pars de ton </w:t>
-      </w:r>
-      <w:proofErr w:type="spellStart"/>
-      <w:r>
-        <w:rPr>
-          <w:lang w:val="fr-CA"/>
-        </w:rPr>
-        <w:t>MapView.tsx</w:t>
-      </w:r>
-      <w:proofErr w:type="spellEnd"/>
-      <w:r>
-        <w:rPr>
-          <w:lang w:val="fr-CA"/>
-        </w:rPr>
-        <w:t xml:space="preserve"> actuel, qui gère déjà le pipeline carte, les caches AOI/années, la sélection et le panneau d’information. </w:t>
-      </w:r>
-    </w:p>
-    <w:p>
-      <w:pPr>
-        <w:rPr>
-          <w:lang w:val="fr-CA"/>
-        </w:rPr>
-      </w:pPr>
-      <w:r>
-        <w:rPr>
-          <w:lang w:val="fr-CA"/>
-        </w:rPr>
-        <w:t xml:space="preserve">Voici une </w:t>
-      </w:r>
+      </w:pPr>
       <w:r>
         <w:rPr>
           <w:b/>
           <w:bCs/>
           <w:lang w:val="fr-CA"/>
         </w:rPr>
-        <w:t>version complète et consolidée</w:t>
-      </w:r>
-      <w:r>
-        <w:rPr>
-          <w:lang w:val="fr-CA"/>
-        </w:rPr>
-        <w:t>.</w:t>
-      </w:r>
-    </w:p>
-    <w:p>
-      <w:pPr>
-        <w:rPr>
-          <w:lang w:val="fr-CA"/>
-        </w:rPr>
-      </w:pPr>
-      <w:r>
-        <w:rPr>
-          <w:lang w:val="fr-CA"/>
-        </w:rPr>
-        <w:t xml:space="preserve">On passe à la </w:t>
-      </w:r>
-      <w:r>
+        <w:t>Est-ce que le toilettage UI/UX doit continuer ?</w:t>
+      </w:r>
+    </w:p>
+    <w:p>
+      <w:pPr>
+        <w:rPr>
+          <w:lang w:val="fr-CA"/>
+        </w:rPr>
+      </w:pPr>
+      <w:r>
+        <w:rPr>
+          <w:lang w:val="fr-CA"/>
+        </w:rPr>
+        <w:t>Oui, clairement.</w:t>
+      </w:r>
+    </w:p>
+    <w:p>
+      <w:pPr>
+        <w:rPr>
+          <w:lang w:val="fr-CA"/>
+        </w:rPr>
+      </w:pPr>
+      <w:r>
+        <w:rPr>
+          <w:lang w:val="fr-CA"/>
+        </w:rPr>
+        <w:t>Parce qu’en démo, l’utilisateur ne juge pas seulement :</w:t>
+      </w:r>
+    </w:p>
+    <w:p>
+      <w:pPr>
+        <w:numPr>
+          <w:ilvl w:val="0"/>
+          <w:numId w:val="14"/>
+        </w:numPr>
+      </w:pPr>
+      <w:r>
+        <w:t xml:space="preserve">la performance </w:t>
+      </w:r>
+    </w:p>
+    <w:p>
+      <w:pPr>
+        <w:numPr>
+          <w:ilvl w:val="0"/>
+          <w:numId w:val="14"/>
+        </w:numPr>
+      </w:pPr>
+      <w:r>
+        <w:t xml:space="preserve">la </w:t>
+      </w:r>
+      <w:proofErr w:type="spellStart"/>
+      <w:r>
+        <w:t>justesse</w:t>
+      </w:r>
+      <w:proofErr w:type="spellEnd"/>
+      <w:r>
+        <w:t xml:space="preserve"> </w:t>
+      </w:r>
+      <w:proofErr w:type="spellStart"/>
+      <w:r>
+        <w:t>spatiale</w:t>
+      </w:r>
+      <w:proofErr w:type="spellEnd"/>
+      <w:r>
+        <w:t xml:space="preserve"> </w:t>
+      </w:r>
+    </w:p>
+    <w:p>
+      <w:pPr>
+        <w:numPr>
+          <w:ilvl w:val="0"/>
+          <w:numId w:val="14"/>
+        </w:numPr>
+      </w:pPr>
+      <w:r>
+        <w:t xml:space="preserve">la </w:t>
+      </w:r>
+      <w:proofErr w:type="spellStart"/>
+      <w:r>
+        <w:t>robustesse</w:t>
+      </w:r>
+      <w:proofErr w:type="spellEnd"/>
+      <w:r>
+        <w:t xml:space="preserve"> technique </w:t>
+      </w:r>
+    </w:p>
+    <w:p>
+      <w:r>
+        <w:t xml:space="preserve">Il </w:t>
+      </w:r>
+      <w:proofErr w:type="spellStart"/>
+      <w:r>
+        <w:t>juge</w:t>
+      </w:r>
+      <w:proofErr w:type="spellEnd"/>
+      <w:r>
+        <w:t xml:space="preserve"> </w:t>
+      </w:r>
+      <w:proofErr w:type="spellStart"/>
+      <w:proofErr w:type="gramStart"/>
+      <w:r>
+        <w:t>aussi</w:t>
+      </w:r>
+      <w:proofErr w:type="spellEnd"/>
+      <w:r>
+        <w:t xml:space="preserve"> :</w:t>
+      </w:r>
+      <w:proofErr w:type="gramEnd"/>
+    </w:p>
+    <w:p>
+      <w:pPr>
+        <w:numPr>
+          <w:ilvl w:val="0"/>
+          <w:numId w:val="15"/>
+        </w:numPr>
+      </w:pPr>
+      <w:r>
+        <w:t xml:space="preserve">la </w:t>
+      </w:r>
+      <w:proofErr w:type="spellStart"/>
+      <w:r>
+        <w:t>clarté</w:t>
+      </w:r>
+      <w:proofErr w:type="spellEnd"/>
+      <w:r>
+        <w:t xml:space="preserve"> </w:t>
+      </w:r>
+    </w:p>
+    <w:p>
+      <w:pPr>
+        <w:numPr>
+          <w:ilvl w:val="0"/>
+          <w:numId w:val="15"/>
+        </w:numPr>
+      </w:pPr>
+      <w:r>
+        <w:t xml:space="preserve">la </w:t>
+      </w:r>
+      <w:proofErr w:type="spellStart"/>
+      <w:r>
+        <w:t>fluidité</w:t>
+      </w:r>
+      <w:proofErr w:type="spellEnd"/>
+      <w:r>
+        <w:t xml:space="preserve"> </w:t>
+      </w:r>
+    </w:p>
+    <w:p>
+      <w:pPr>
+        <w:numPr>
+          <w:ilvl w:val="0"/>
+          <w:numId w:val="15"/>
+        </w:numPr>
+      </w:pPr>
+      <w:r>
+        <w:t xml:space="preserve">la </w:t>
+      </w:r>
+      <w:proofErr w:type="spellStart"/>
+      <w:r>
+        <w:t>lisibilité</w:t>
+      </w:r>
+      <w:proofErr w:type="spellEnd"/>
+      <w:r>
+        <w:t xml:space="preserve"> </w:t>
+      </w:r>
+    </w:p>
+    <w:p>
+      <w:pPr>
+        <w:numPr>
+          <w:ilvl w:val="0"/>
+          <w:numId w:val="15"/>
+        </w:numPr>
+      </w:pPr>
+      <w:r>
+        <w:t xml:space="preserve">la </w:t>
+      </w:r>
+      <w:proofErr w:type="spellStart"/>
+      <w:r>
+        <w:t>qualité</w:t>
+      </w:r>
+      <w:proofErr w:type="spellEnd"/>
+      <w:r>
+        <w:t xml:space="preserve"> </w:t>
+      </w:r>
+      <w:proofErr w:type="spellStart"/>
+      <w:r>
+        <w:t>perçue</w:t>
+      </w:r>
+      <w:proofErr w:type="spellEnd"/>
+      <w:r>
+        <w:t xml:space="preserve"> </w:t>
+      </w:r>
+    </w:p>
+    <w:p>
+      <w:pPr>
+        <w:numPr>
+          <w:ilvl w:val="0"/>
+          <w:numId w:val="15"/>
+        </w:numPr>
+      </w:pPr>
+      <w:r>
+        <w:t xml:space="preserve">la </w:t>
+      </w:r>
+      <w:proofErr w:type="spellStart"/>
+      <w:r>
+        <w:t>confiance</w:t>
+      </w:r>
+      <w:proofErr w:type="spellEnd"/>
+      <w:r>
+        <w:t xml:space="preserve"> </w:t>
+      </w:r>
+      <w:proofErr w:type="spellStart"/>
+      <w:r>
+        <w:t>que</w:t>
+      </w:r>
+      <w:proofErr w:type="spellEnd"/>
+      <w:r>
+        <w:t xml:space="preserve"> </w:t>
+      </w:r>
+      <w:proofErr w:type="spellStart"/>
+      <w:r>
+        <w:t>l’outil</w:t>
+      </w:r>
+      <w:proofErr w:type="spellEnd"/>
+      <w:r>
+        <w:t xml:space="preserve"> inspire</w:t>
+      </w:r>
+    </w:p>
+    <w:p>
+      <w:pPr>
+        <w:rPr>
+          <w:lang w:val="fr-CA"/>
+        </w:rPr>
+      </w:pPr>
+    </w:p>
+    <w:p>
+      <w:pPr>
         <w:rPr>
           <w:b/>
           <w:bCs/>
           <w:lang w:val="fr-CA"/>
         </w:rPr>
-        <w:t>stabilisation UX côté carte</w:t>
-      </w:r>
-      <w:r>
-        <w:rPr>
-          <w:lang w:val="fr-CA"/>
-        </w:rPr>
-        <w:t>.</w:t>
-      </w:r>
-    </w:p>
-    <w:p>
-      <w:pPr>
-        <w:rPr>
-          <w:lang w:val="fr-CA"/>
-        </w:rPr>
-      </w:pPr>
-      <w:r>
-        <w:rPr>
-          <w:lang w:val="fr-CA"/>
-        </w:rPr>
-        <w:t>L’objectif ici est d’ajouter à MapView.tsx :</w:t>
-      </w:r>
-    </w:p>
-    <w:p>
-      <w:pPr>
-        <w:numPr>
-          <w:ilvl w:val="0"/>
-          <w:numId w:val="3"/>
-        </w:numPr>
-        <w:rPr>
-          <w:lang w:val="fr-CA"/>
-        </w:rPr>
-      </w:pPr>
-      <w:proofErr w:type="gramStart"/>
-      <w:r>
-        <w:rPr>
-          <w:lang w:val="fr-CA"/>
-        </w:rPr>
-        <w:t>un</w:t>
-      </w:r>
-      <w:proofErr w:type="gramEnd"/>
-      <w:r>
-        <w:rPr>
-          <w:lang w:val="fr-CA"/>
-        </w:rPr>
-        <w:t xml:space="preserve"> </w:t>
-      </w:r>
-      <w:r>
+      </w:pPr>
+    </w:p>
+    <w:p>
+      <w:pPr>
         <w:rPr>
           <w:b/>
           <w:bCs/>
           <w:lang w:val="fr-CA"/>
         </w:rPr>
-        <w:t>indicateur de chargement</w:t>
-      </w:r>
-      <w:r>
-        <w:rPr>
-          <w:lang w:val="fr-CA"/>
-        </w:rPr>
-        <w:t xml:space="preserve"> pendant </w:t>
-      </w:r>
-      <w:proofErr w:type="gramStart"/>
-      <w:r>
-        <w:rPr>
-          <w:lang w:val="fr-CA"/>
-        </w:rPr>
-        <w:t>refreshTiles(</w:t>
-      </w:r>
-      <w:proofErr w:type="gramEnd"/>
-      <w:r>
-        <w:rPr>
-          <w:lang w:val="fr-CA"/>
-        </w:rPr>
-        <w:t xml:space="preserve">) </w:t>
-      </w:r>
-    </w:p>
-    <w:p>
-      <w:pPr>
-        <w:numPr>
-          <w:ilvl w:val="0"/>
-          <w:numId w:val="3"/>
-        </w:numPr>
-        <w:rPr>
-          <w:lang w:val="fr-CA"/>
-        </w:rPr>
-      </w:pPr>
-      <w:proofErr w:type="gramStart"/>
-      <w:r>
-        <w:rPr>
-          <w:lang w:val="fr-CA"/>
-        </w:rPr>
-        <w:t>un</w:t>
-      </w:r>
-      <w:proofErr w:type="gramEnd"/>
-      <w:r>
-        <w:rPr>
-          <w:lang w:val="fr-CA"/>
-        </w:rPr>
-        <w:t xml:space="preserve"> </w:t>
-      </w:r>
+      </w:pPr>
       <w:r>
         <w:rPr>
           <w:b/>
           <w:bCs/>
           <w:lang w:val="fr-CA"/>
         </w:rPr>
-        <w:t>état vide explicite</w:t>
-      </w:r>
-      <w:r>
-        <w:rPr>
-          <w:lang w:val="fr-CA"/>
-        </w:rPr>
-        <w:t xml:space="preserve"> selon le contexte </w:t>
-      </w:r>
+        <w:t>1. Harmonisation visuelle globale</w:t>
+      </w:r>
+    </w:p>
+    <w:p>
+      <w:pPr>
+        <w:rPr>
+          <w:lang w:val="fr-CA"/>
+        </w:rPr>
+      </w:pPr>
+      <w:r>
+        <w:rPr>
+          <w:lang w:val="fr-CA"/>
+        </w:rPr>
+        <w:t>Objectif : rendre l’interface plus sobre, cohérente et plus “produit”.</w:t>
+      </w:r>
+    </w:p>
+    <w:p>
+      <w:r>
+        <w:t xml:space="preserve">À </w:t>
+      </w:r>
+      <w:proofErr w:type="gramStart"/>
+      <w:r>
+        <w:t>faire :</w:t>
+      </w:r>
+      <w:proofErr w:type="gramEnd"/>
     </w:p>
     <w:p>
       <w:pPr>
         <w:numPr>
           <w:ilvl w:val="0"/>
-          <w:numId w:val="3"/>
+          <w:numId w:val="4"/>
+        </w:numPr>
+      </w:pPr>
+      <w:proofErr w:type="spellStart"/>
+      <w:r>
+        <w:t>uniformiser</w:t>
+      </w:r>
+      <w:proofErr w:type="spellEnd"/>
+      <w:r>
+        <w:t xml:space="preserve"> les </w:t>
+      </w:r>
+      <w:proofErr w:type="spellStart"/>
+      <w:r>
+        <w:t>espacements</w:t>
+      </w:r>
+      <w:proofErr w:type="spellEnd"/>
+      <w:r>
+        <w:t xml:space="preserve"> </w:t>
+      </w:r>
+    </w:p>
+    <w:p>
+      <w:pPr>
+        <w:numPr>
+          <w:ilvl w:val="0"/>
+          <w:numId w:val="4"/>
         </w:numPr>
         <w:rPr>
           <w:lang w:val="fr-CA"/>
@@ -513,74 +605,195 @@
         <w:rPr>
           <w:lang w:val="fr-CA"/>
         </w:rPr>
-        <w:t>un</w:t>
+        <w:t>harmoniser</w:t>
       </w:r>
       <w:proofErr w:type="gramEnd"/>
       <w:r>
         <w:rPr>
           <w:lang w:val="fr-CA"/>
         </w:rPr>
-        <w:t xml:space="preserve"> </w:t>
-      </w:r>
-      <w:r>
+        <w:t xml:space="preserve"> tailles de titres, sous-titres, labels </w:t>
+      </w:r>
+    </w:p>
+    <w:p>
+      <w:pPr>
+        <w:numPr>
+          <w:ilvl w:val="0"/>
+          <w:numId w:val="4"/>
+        </w:numPr>
+      </w:pPr>
+      <w:r>
+        <w:t xml:space="preserve">simplifier </w:t>
+      </w:r>
+      <w:proofErr w:type="spellStart"/>
+      <w:r>
+        <w:t>certaines</w:t>
+      </w:r>
+      <w:proofErr w:type="spellEnd"/>
+      <w:r>
+        <w:t xml:space="preserve"> bordures et ombres </w:t>
+      </w:r>
+    </w:p>
+    <w:p>
+      <w:pPr>
+        <w:numPr>
+          <w:ilvl w:val="0"/>
+          <w:numId w:val="4"/>
+        </w:numPr>
+      </w:pPr>
+      <w:proofErr w:type="spellStart"/>
+      <w:r>
+        <w:t>renforcer</w:t>
+      </w:r>
+      <w:proofErr w:type="spellEnd"/>
+      <w:r>
+        <w:t xml:space="preserve"> la </w:t>
+      </w:r>
+      <w:proofErr w:type="spellStart"/>
+      <w:r>
+        <w:t>hiérarchie</w:t>
+      </w:r>
+      <w:proofErr w:type="spellEnd"/>
+      <w:r>
+        <w:t xml:space="preserve"> </w:t>
+      </w:r>
+      <w:proofErr w:type="spellStart"/>
+      <w:r>
+        <w:t>visuelle</w:t>
+      </w:r>
+      <w:proofErr w:type="spellEnd"/>
+      <w:r>
+        <w:t xml:space="preserve"> </w:t>
+      </w:r>
+    </w:p>
+    <w:p>
+      <w:pPr>
+        <w:numPr>
+          <w:ilvl w:val="0"/>
+          <w:numId w:val="4"/>
+        </w:numPr>
+        <w:rPr>
+          <w:lang w:val="fr-CA"/>
+        </w:rPr>
+      </w:pPr>
+      <w:proofErr w:type="gramStart"/>
+      <w:r>
+        <w:rPr>
+          <w:lang w:val="fr-CA"/>
+        </w:rPr>
+        <w:t>mieux</w:t>
+      </w:r>
+      <w:proofErr w:type="gramEnd"/>
+      <w:r>
+        <w:rPr>
+          <w:lang w:val="fr-CA"/>
+        </w:rPr>
+        <w:t xml:space="preserve"> équilibrer panneau latéral et carte </w:t>
+      </w:r>
+    </w:p>
+    <w:p>
+      <w:pPr>
+        <w:numPr>
+          <w:ilvl w:val="0"/>
+          <w:numId w:val="4"/>
+        </w:numPr>
+      </w:pPr>
+      <w:proofErr w:type="spellStart"/>
+      <w:r>
+        <w:t>rendre</w:t>
+      </w:r>
+      <w:proofErr w:type="spellEnd"/>
+      <w:r>
+        <w:t xml:space="preserve"> les boutons plus </w:t>
+      </w:r>
+      <w:proofErr w:type="spellStart"/>
+      <w:r>
+        <w:t>homogènes</w:t>
+      </w:r>
+      <w:proofErr w:type="spellEnd"/>
+      <w:r>
+        <w:t xml:space="preserve"> </w:t>
+      </w:r>
+    </w:p>
+    <w:p>
+      <w:pPr>
+        <w:rPr>
+          <w:lang w:val="fr-CA"/>
+        </w:rPr>
+      </w:pPr>
+      <w:r>
+        <w:rPr>
+          <w:lang w:val="fr-CA"/>
+        </w:rPr>
+        <w:t>C’est la prochaine étape la plus rentable.</w:t>
+      </w:r>
+    </w:p>
+    <w:p>
+      <w:pPr>
         <w:rPr>
           <w:b/>
           <w:bCs/>
           <w:lang w:val="fr-CA"/>
         </w:rPr>
-        <w:t>message clair</w:t>
-      </w:r>
-      <w:r>
-        <w:rPr>
-          <w:lang w:val="fr-CA"/>
-        </w:rPr>
-        <w:t xml:space="preserve"> quand aucune tuile n’est trouvée </w:t>
-      </w:r>
-    </w:p>
-    <w:p>
-      <w:pPr>
-        <w:numPr>
-          <w:ilvl w:val="0"/>
-          <w:numId w:val="3"/>
-        </w:numPr>
-        <w:rPr>
-          <w:lang w:val="fr-CA"/>
-        </w:rPr>
-      </w:pPr>
-      <w:proofErr w:type="gramStart"/>
-      <w:r>
-        <w:rPr>
-          <w:lang w:val="fr-CA"/>
-        </w:rPr>
-        <w:t>un</w:t>
-      </w:r>
-      <w:proofErr w:type="gramEnd"/>
-      <w:r>
-        <w:rPr>
-          <w:lang w:val="fr-CA"/>
-        </w:rPr>
-        <w:t xml:space="preserve"> </w:t>
-      </w:r>
+      </w:pPr>
       <w:r>
         <w:rPr>
           <w:b/>
           <w:bCs/>
           <w:lang w:val="fr-CA"/>
         </w:rPr>
-        <w:t>message clair</w:t>
-      </w:r>
-      <w:r>
-        <w:rPr>
-          <w:lang w:val="fr-CA"/>
-        </w:rPr>
-        <w:t xml:space="preserve"> quand l’AOI n’intersecte rien </w:t>
-      </w:r>
+        <w:t>2. UX de démonstration</w:t>
+      </w:r>
+    </w:p>
+    <w:p>
+      <w:pPr>
+        <w:rPr>
+          <w:lang w:val="fr-CA"/>
+        </w:rPr>
+      </w:pPr>
+      <w:r>
+        <w:rPr>
+          <w:lang w:val="fr-CA"/>
+        </w:rPr>
+        <w:t>Objectif : guider quelqu’un qui découvre l’outil en 30 secondes.</w:t>
+      </w:r>
+    </w:p>
+    <w:p>
+      <w:r>
+        <w:t xml:space="preserve">À </w:t>
+      </w:r>
+      <w:proofErr w:type="spellStart"/>
+      <w:r>
+        <w:t>ajouter</w:t>
+      </w:r>
+      <w:proofErr w:type="spellEnd"/>
+      <w:r>
+        <w:t xml:space="preserve"> </w:t>
+      </w:r>
+      <w:proofErr w:type="spellStart"/>
+      <w:r>
+        <w:t>ou</w:t>
+      </w:r>
+      <w:proofErr w:type="spellEnd"/>
+      <w:r>
+        <w:t xml:space="preserve"> </w:t>
+      </w:r>
+      <w:proofErr w:type="spellStart"/>
+      <w:proofErr w:type="gramStart"/>
+      <w:r>
+        <w:t>améliorer</w:t>
+      </w:r>
+      <w:proofErr w:type="spellEnd"/>
+      <w:r>
+        <w:t xml:space="preserve"> :</w:t>
+      </w:r>
+      <w:proofErr w:type="gramEnd"/>
     </w:p>
     <w:p>
       <w:pPr>
         <w:numPr>
           <w:ilvl w:val="0"/>
-          <w:numId w:val="3"/>
+          <w:numId w:val="5"/>
         </w:numPr>
         <w:rPr>
           <w:lang w:val="fr-CA"/>
@@ -591,108 +804,1517 @@
         <w:rPr>
           <w:lang w:val="fr-CA"/>
         </w:rPr>
-        <w:t>un</w:t>
+        <w:t>message</w:t>
       </w:r>
       <w:proofErr w:type="gramEnd"/>
       <w:r>
         <w:rPr>
           <w:lang w:val="fr-CA"/>
         </w:rPr>
-        <w:t xml:space="preserve"> </w:t>
-      </w:r>
-      <w:r>
+        <w:t xml:space="preserve"> d’accueil plus orienté usage métier </w:t>
+      </w:r>
+    </w:p>
+    <w:p>
+      <w:pPr>
+        <w:numPr>
+          <w:ilvl w:val="0"/>
+          <w:numId w:val="5"/>
+        </w:numPr>
+      </w:pPr>
+      <w:r>
+        <w:t xml:space="preserve">aide </w:t>
+      </w:r>
+      <w:proofErr w:type="spellStart"/>
+      <w:r>
+        <w:t>contextuelle</w:t>
+      </w:r>
+      <w:proofErr w:type="spellEnd"/>
+      <w:r>
+        <w:t xml:space="preserve"> très </w:t>
+      </w:r>
+      <w:proofErr w:type="spellStart"/>
+      <w:r>
+        <w:t>courte</w:t>
+      </w:r>
+      <w:proofErr w:type="spellEnd"/>
+      <w:r>
+        <w:t xml:space="preserve"> </w:t>
+      </w:r>
+    </w:p>
+    <w:p>
+      <w:pPr>
+        <w:numPr>
+          <w:ilvl w:val="0"/>
+          <w:numId w:val="5"/>
+        </w:numPr>
+      </w:pPr>
+      <w:r>
+        <w:t xml:space="preserve">résumé </w:t>
+      </w:r>
+      <w:proofErr w:type="spellStart"/>
+      <w:r>
+        <w:t>dynamique</w:t>
+      </w:r>
+      <w:proofErr w:type="spellEnd"/>
+      <w:r>
+        <w:t xml:space="preserve"> </w:t>
+      </w:r>
+      <w:proofErr w:type="spellStart"/>
+      <w:proofErr w:type="gramStart"/>
+      <w:r>
+        <w:t>clair</w:t>
+      </w:r>
+      <w:proofErr w:type="spellEnd"/>
+      <w:r>
+        <w:t xml:space="preserve"> :</w:t>
+      </w:r>
+      <w:proofErr w:type="gramEnd"/>
+      <w:r>
+        <w:t xml:space="preserve"> </w:t>
+      </w:r>
+    </w:p>
+    <w:p>
+      <w:pPr>
+        <w:numPr>
+          <w:ilvl w:val="1"/>
+          <w:numId w:val="5"/>
+        </w:numPr>
+      </w:pPr>
+      <w:r>
+        <w:t xml:space="preserve">AOI </w:t>
+      </w:r>
+      <w:proofErr w:type="spellStart"/>
+      <w:r>
+        <w:t>chargée</w:t>
+      </w:r>
+      <w:proofErr w:type="spellEnd"/>
+      <w:r>
+        <w:t xml:space="preserve"> </w:t>
+      </w:r>
+      <w:proofErr w:type="spellStart"/>
+      <w:r>
+        <w:t>ou</w:t>
+      </w:r>
+      <w:proofErr w:type="spellEnd"/>
+      <w:r>
+        <w:t xml:space="preserve"> non </w:t>
+      </w:r>
+    </w:p>
+    <w:p>
+      <w:pPr>
+        <w:numPr>
+          <w:ilvl w:val="1"/>
+          <w:numId w:val="5"/>
+        </w:numPr>
+      </w:pPr>
+      <w:proofErr w:type="spellStart"/>
+      <w:r>
+        <w:t>nombre</w:t>
+      </w:r>
+      <w:proofErr w:type="spellEnd"/>
+      <w:r>
+        <w:t xml:space="preserve"> de </w:t>
+      </w:r>
+      <w:proofErr w:type="spellStart"/>
+      <w:r>
+        <w:t>tuiles</w:t>
+      </w:r>
+      <w:proofErr w:type="spellEnd"/>
+      <w:r>
+        <w:t xml:space="preserve"> </w:t>
+      </w:r>
+      <w:proofErr w:type="spellStart"/>
+      <w:r>
+        <w:t>trouvées</w:t>
+      </w:r>
+      <w:proofErr w:type="spellEnd"/>
+      <w:r>
+        <w:t xml:space="preserve"> </w:t>
+      </w:r>
+    </w:p>
+    <w:p>
+      <w:pPr>
+        <w:numPr>
+          <w:ilvl w:val="1"/>
+          <w:numId w:val="5"/>
+        </w:numPr>
+      </w:pPr>
+      <w:proofErr w:type="spellStart"/>
+      <w:r>
+        <w:t>nombre</w:t>
+      </w:r>
+      <w:proofErr w:type="spellEnd"/>
+      <w:r>
+        <w:t xml:space="preserve"> </w:t>
+      </w:r>
+      <w:proofErr w:type="spellStart"/>
+      <w:r>
+        <w:t>sélectionné</w:t>
+      </w:r>
+      <w:proofErr w:type="spellEnd"/>
+      <w:r>
+        <w:t xml:space="preserve"> </w:t>
+      </w:r>
+    </w:p>
+    <w:p>
+      <w:pPr>
+        <w:numPr>
+          <w:ilvl w:val="1"/>
+          <w:numId w:val="5"/>
+        </w:numPr>
+      </w:pPr>
+      <w:proofErr w:type="spellStart"/>
+      <w:r>
+        <w:t>produit</w:t>
+      </w:r>
+      <w:proofErr w:type="spellEnd"/>
+      <w:r>
+        <w:t xml:space="preserve"> </w:t>
+      </w:r>
+      <w:proofErr w:type="spellStart"/>
+      <w:r>
+        <w:t>actif</w:t>
+      </w:r>
+      <w:proofErr w:type="spellEnd"/>
+      <w:r>
+        <w:t xml:space="preserve"> </w:t>
+      </w:r>
+    </w:p>
+    <w:p>
+      <w:pPr>
+        <w:numPr>
+          <w:ilvl w:val="1"/>
+          <w:numId w:val="5"/>
+        </w:numPr>
+      </w:pPr>
+      <w:proofErr w:type="spellStart"/>
+      <w:r>
+        <w:t>année</w:t>
+      </w:r>
+      <w:proofErr w:type="spellEnd"/>
+      <w:r>
+        <w:t xml:space="preserve"> active </w:t>
+      </w:r>
+    </w:p>
+    <w:p>
+      <w:pPr>
+        <w:numPr>
+          <w:ilvl w:val="0"/>
+          <w:numId w:val="5"/>
+        </w:numPr>
+      </w:pPr>
+      <w:proofErr w:type="spellStart"/>
+      <w:r>
+        <w:t>meilleurs</w:t>
+      </w:r>
+      <w:proofErr w:type="spellEnd"/>
+      <w:r>
+        <w:t xml:space="preserve"> états </w:t>
+      </w:r>
+      <w:proofErr w:type="spellStart"/>
+      <w:r>
+        <w:t>vides</w:t>
+      </w:r>
+      <w:proofErr w:type="spellEnd"/>
+      <w:r>
+        <w:t xml:space="preserve"> </w:t>
+      </w:r>
+    </w:p>
+    <w:p>
+      <w:pPr>
+        <w:numPr>
+          <w:ilvl w:val="0"/>
+          <w:numId w:val="5"/>
+        </w:numPr>
+      </w:pPr>
+      <w:r>
+        <w:t xml:space="preserve">wording plus </w:t>
+      </w:r>
+      <w:proofErr w:type="spellStart"/>
+      <w:r>
+        <w:t>professionnel</w:t>
+      </w:r>
+      <w:proofErr w:type="spellEnd"/>
+      <w:r>
+        <w:t xml:space="preserve"> </w:t>
+      </w:r>
+    </w:p>
+    <w:p>
+      <w:pPr>
         <w:rPr>
           <w:b/>
           <w:bCs/>
-          <w:lang w:val="fr-CA"/>
-        </w:rPr>
-        <w:t>message clair</w:t>
-      </w:r>
-      <w:r>
-        <w:rPr>
-          <w:lang w:val="fr-CA"/>
-        </w:rPr>
-        <w:t xml:space="preserve"> quand le filtre année vide le résultat </w:t>
-      </w:r>
-    </w:p>
-    <w:p>
-      <w:pPr>
-        <w:numPr>
-          <w:ilvl w:val="0"/>
-          <w:numId w:val="3"/>
-        </w:numPr>
-        <w:rPr>
-          <w:lang w:val="fr-CA"/>
-        </w:rPr>
-      </w:pPr>
-      <w:proofErr w:type="gramStart"/>
-      <w:r>
-        <w:rPr>
-          <w:lang w:val="fr-CA"/>
-        </w:rPr>
-        <w:t>une</w:t>
-      </w:r>
-      <w:proofErr w:type="gramEnd"/>
-      <w:r>
-        <w:rPr>
-          <w:lang w:val="fr-CA"/>
-        </w:rPr>
-        <w:t xml:space="preserve"> </w:t>
-      </w:r>
+        </w:rPr>
+      </w:pPr>
       <w:r>
         <w:rPr>
           <w:b/>
           <w:bCs/>
-          <w:lang w:val="fr-CA"/>
-        </w:rPr>
-        <w:t>gestion d’erreur visuelle</w:t>
-      </w:r>
-      <w:r>
-        <w:rPr>
-          <w:lang w:val="fr-CA"/>
-        </w:rPr>
-        <w:t xml:space="preserve"> si le rafraîchissement échoue </w:t>
-      </w:r>
-    </w:p>
-    <w:p>
-      <w:pPr>
-        <w:rPr>
-          <w:lang w:val="fr-CA"/>
-        </w:rPr>
-      </w:pPr>
-      <w:r>
-        <w:rPr>
-          <w:lang w:val="fr-CA"/>
-        </w:rPr>
-        <w:t xml:space="preserve">Je pars de ton MapView.tsx actuel, qui gère déjà le pipeline carte, les caches AOI/années, la sélection et le panneau d’information. </w:t>
-      </w:r>
-    </w:p>
-    <w:p>
-      <w:pPr>
-        <w:rPr>
-          <w:lang w:val="fr-CA"/>
-        </w:rPr>
-      </w:pPr>
-      <w:r>
-        <w:rPr>
-          <w:lang w:val="fr-CA"/>
-        </w:rPr>
-        <w:t xml:space="preserve">Voici une </w:t>
-      </w:r>
+        </w:rPr>
+        <w:t xml:space="preserve">3. </w:t>
+      </w:r>
+      <w:proofErr w:type="spellStart"/>
       <w:r>
         <w:rPr>
           <w:b/>
           <w:bCs/>
-          <w:lang w:val="fr-CA"/>
-        </w:rPr>
-        <w:t>version complète et consolidée</w:t>
-      </w:r>
-      <w:r>
-        <w:rPr>
-          <w:lang w:val="fr-CA"/>
-        </w:rPr>
-        <w:t>.</w:t>
-      </w:r>
+        </w:rPr>
+        <w:t>Expérience</w:t>
+      </w:r>
+      <w:proofErr w:type="spellEnd"/>
+      <w:r>
+        <w:rPr>
+          <w:b/>
+          <w:bCs/>
+        </w:rPr>
+        <w:t xml:space="preserve"> </w:t>
+      </w:r>
+      <w:proofErr w:type="spellStart"/>
+      <w:r>
+        <w:rPr>
+          <w:b/>
+          <w:bCs/>
+        </w:rPr>
+        <w:t>cartographique</w:t>
+      </w:r>
+      <w:proofErr w:type="spellEnd"/>
+      <w:r>
+        <w:rPr>
+          <w:b/>
+          <w:bCs/>
+        </w:rPr>
+        <w:t xml:space="preserve"> premium</w:t>
+      </w:r>
+    </w:p>
+    <w:p>
+      <w:pPr>
+        <w:rPr>
+          <w:lang w:val="fr-CA"/>
+        </w:rPr>
+      </w:pPr>
+      <w:r>
+        <w:rPr>
+          <w:lang w:val="fr-CA"/>
+        </w:rPr>
+        <w:lastRenderedPageBreak/>
+        <w:t>Objectif : rendre la carte plus agréable à manipuler en démo.</w:t>
+      </w:r>
+    </w:p>
+    <w:p>
+      <w:r>
+        <w:t xml:space="preserve">À </w:t>
+      </w:r>
+      <w:proofErr w:type="spellStart"/>
+      <w:proofErr w:type="gramStart"/>
+      <w:r>
+        <w:t>envisager</w:t>
+      </w:r>
+      <w:proofErr w:type="spellEnd"/>
+      <w:r>
+        <w:t xml:space="preserve"> :</w:t>
+      </w:r>
+      <w:proofErr w:type="gramEnd"/>
+    </w:p>
+    <w:p>
+      <w:pPr>
+        <w:numPr>
+          <w:ilvl w:val="0"/>
+          <w:numId w:val="6"/>
+        </w:numPr>
+      </w:pPr>
+      <w:r>
+        <w:t xml:space="preserve">bouton “Zoom sur AOI” </w:t>
+      </w:r>
+    </w:p>
+    <w:p>
+      <w:pPr>
+        <w:numPr>
+          <w:ilvl w:val="0"/>
+          <w:numId w:val="6"/>
+        </w:numPr>
+      </w:pPr>
+      <w:r>
+        <w:t>bouton “</w:t>
+      </w:r>
+      <w:proofErr w:type="spellStart"/>
+      <w:r>
+        <w:t>Réinitialiser</w:t>
+      </w:r>
+      <w:proofErr w:type="spellEnd"/>
+      <w:r>
+        <w:t xml:space="preserve"> la </w:t>
+      </w:r>
+      <w:proofErr w:type="spellStart"/>
+      <w:r>
+        <w:t>vue</w:t>
+      </w:r>
+      <w:proofErr w:type="spellEnd"/>
+      <w:r>
+        <w:t xml:space="preserve">” </w:t>
+      </w:r>
+    </w:p>
+    <w:p>
+      <w:pPr>
+        <w:numPr>
+          <w:ilvl w:val="0"/>
+          <w:numId w:val="6"/>
+        </w:numPr>
+        <w:rPr>
+          <w:lang w:val="fr-CA"/>
+        </w:rPr>
+      </w:pPr>
+      <w:proofErr w:type="gramStart"/>
+      <w:r>
+        <w:rPr>
+          <w:lang w:val="fr-CA"/>
+        </w:rPr>
+        <w:t>meilleure</w:t>
+      </w:r>
+      <w:proofErr w:type="gramEnd"/>
+      <w:r>
+        <w:rPr>
+          <w:lang w:val="fr-CA"/>
+        </w:rPr>
+        <w:t xml:space="preserve"> mise en forme du sélecteur de fond </w:t>
+      </w:r>
+    </w:p>
+    <w:p>
+      <w:pPr>
+        <w:numPr>
+          <w:ilvl w:val="0"/>
+          <w:numId w:val="6"/>
+        </w:numPr>
+        <w:rPr>
+          <w:lang w:val="fr-CA"/>
+        </w:rPr>
+      </w:pPr>
+      <w:proofErr w:type="gramStart"/>
+      <w:r>
+        <w:rPr>
+          <w:lang w:val="fr-CA"/>
+        </w:rPr>
+        <w:t>meilleure</w:t>
+      </w:r>
+      <w:proofErr w:type="gramEnd"/>
+      <w:r>
+        <w:rPr>
+          <w:lang w:val="fr-CA"/>
+        </w:rPr>
+        <w:t xml:space="preserve"> intégration visuelle du panneau d’info </w:t>
+      </w:r>
+    </w:p>
+    <w:p>
+      <w:pPr>
+        <w:numPr>
+          <w:ilvl w:val="0"/>
+          <w:numId w:val="6"/>
+        </w:numPr>
+      </w:pPr>
+      <w:proofErr w:type="spellStart"/>
+      <w:r>
+        <w:t>légende</w:t>
+      </w:r>
+      <w:proofErr w:type="spellEnd"/>
+      <w:r>
+        <w:t xml:space="preserve"> simple des </w:t>
+      </w:r>
+      <w:proofErr w:type="gramStart"/>
+      <w:r>
+        <w:t>couleurs :</w:t>
+      </w:r>
+      <w:proofErr w:type="gramEnd"/>
+      <w:r>
+        <w:t xml:space="preserve"> </w:t>
+      </w:r>
+    </w:p>
+    <w:p>
+      <w:pPr>
+        <w:numPr>
+          <w:ilvl w:val="1"/>
+          <w:numId w:val="6"/>
+        </w:numPr>
+      </w:pPr>
+      <w:r>
+        <w:t xml:space="preserve">AOI </w:t>
+      </w:r>
+    </w:p>
+    <w:p>
+      <w:pPr>
+        <w:numPr>
+          <w:ilvl w:val="1"/>
+          <w:numId w:val="6"/>
+        </w:numPr>
+      </w:pPr>
+      <w:proofErr w:type="spellStart"/>
+      <w:r>
+        <w:t>tuiles</w:t>
+      </w:r>
+      <w:proofErr w:type="spellEnd"/>
+      <w:r>
+        <w:t xml:space="preserve"> </w:t>
+      </w:r>
+      <w:proofErr w:type="spellStart"/>
+      <w:r>
+        <w:t>disponibles</w:t>
+      </w:r>
+      <w:proofErr w:type="spellEnd"/>
+      <w:r>
+        <w:t xml:space="preserve"> </w:t>
+      </w:r>
+    </w:p>
+    <w:p>
+      <w:pPr>
+        <w:numPr>
+          <w:ilvl w:val="1"/>
+          <w:numId w:val="6"/>
+        </w:numPr>
+      </w:pPr>
+      <w:proofErr w:type="spellStart"/>
+      <w:r>
+        <w:t>tuiles</w:t>
+      </w:r>
+      <w:proofErr w:type="spellEnd"/>
+      <w:r>
+        <w:t xml:space="preserve"> </w:t>
+      </w:r>
+      <w:proofErr w:type="spellStart"/>
+      <w:r>
+        <w:t>sélectionnées</w:t>
+      </w:r>
+      <w:proofErr w:type="spellEnd"/>
+      <w:r>
+        <w:t xml:space="preserve"> </w:t>
+      </w:r>
+    </w:p>
+    <w:p>
+      <w:pPr>
+        <w:rPr>
+          <w:b/>
+          <w:bCs/>
+        </w:rPr>
+      </w:pPr>
+      <w:r>
+        <w:rPr>
+          <w:b/>
+          <w:bCs/>
+        </w:rPr>
+        <w:t xml:space="preserve">4. </w:t>
+      </w:r>
+      <w:proofErr w:type="spellStart"/>
+      <w:r>
+        <w:rPr>
+          <w:b/>
+          <w:bCs/>
+        </w:rPr>
+        <w:t>Préparation</w:t>
+      </w:r>
+      <w:proofErr w:type="spellEnd"/>
+      <w:r>
+        <w:rPr>
+          <w:b/>
+          <w:bCs/>
+        </w:rPr>
+        <w:t xml:space="preserve"> “vente / </w:t>
+      </w:r>
+      <w:proofErr w:type="spellStart"/>
+      <w:r>
+        <w:rPr>
+          <w:b/>
+          <w:bCs/>
+        </w:rPr>
+        <w:t>démonstration</w:t>
+      </w:r>
+      <w:proofErr w:type="spellEnd"/>
+      <w:r>
+        <w:rPr>
+          <w:b/>
+          <w:bCs/>
+        </w:rPr>
+        <w:t>”</w:t>
+      </w:r>
+    </w:p>
+    <w:p>
+      <w:pPr>
+        <w:rPr>
+          <w:lang w:val="fr-CA"/>
+        </w:rPr>
+      </w:pPr>
+      <w:r>
+        <w:rPr>
+          <w:lang w:val="fr-CA"/>
+        </w:rPr>
+        <w:t>Objectif : transformer l’application en support de présentation.</w:t>
+      </w:r>
+    </w:p>
+    <w:p>
+      <w:r>
+        <w:t xml:space="preserve">À </w:t>
+      </w:r>
+      <w:proofErr w:type="spellStart"/>
+      <w:proofErr w:type="gramStart"/>
+      <w:r>
+        <w:t>prévoir</w:t>
+      </w:r>
+      <w:proofErr w:type="spellEnd"/>
+      <w:r>
+        <w:t xml:space="preserve"> :</w:t>
+      </w:r>
+      <w:proofErr w:type="gramEnd"/>
+    </w:p>
+    <w:p>
+      <w:pPr>
+        <w:numPr>
+          <w:ilvl w:val="0"/>
+          <w:numId w:val="7"/>
+        </w:numPr>
+      </w:pPr>
+      <w:proofErr w:type="spellStart"/>
+      <w:r>
+        <w:t>nommage</w:t>
+      </w:r>
+      <w:proofErr w:type="spellEnd"/>
+      <w:r>
+        <w:t xml:space="preserve"> plus métier </w:t>
+      </w:r>
+    </w:p>
+    <w:p>
+      <w:pPr>
+        <w:numPr>
+          <w:ilvl w:val="0"/>
+          <w:numId w:val="7"/>
+        </w:numPr>
+      </w:pPr>
+      <w:proofErr w:type="spellStart"/>
+      <w:r>
+        <w:t>en</w:t>
+      </w:r>
+      <w:proofErr w:type="spellEnd"/>
+      <w:r>
+        <w:t xml:space="preserve">-tête plus </w:t>
+      </w:r>
+      <w:proofErr w:type="spellStart"/>
+      <w:r>
+        <w:t>institutionnel</w:t>
+      </w:r>
+      <w:proofErr w:type="spellEnd"/>
+      <w:r>
+        <w:t xml:space="preserve"> </w:t>
+      </w:r>
+    </w:p>
+    <w:p>
+      <w:pPr>
+        <w:numPr>
+          <w:ilvl w:val="0"/>
+          <w:numId w:val="7"/>
+        </w:numPr>
+      </w:pPr>
+      <w:r>
+        <w:t xml:space="preserve">sous-titre </w:t>
+      </w:r>
+      <w:proofErr w:type="spellStart"/>
+      <w:r>
+        <w:t>clair</w:t>
+      </w:r>
+      <w:proofErr w:type="spellEnd"/>
+      <w:r>
+        <w:t xml:space="preserve"> </w:t>
+      </w:r>
+      <w:proofErr w:type="spellStart"/>
+      <w:r>
+        <w:t>orienté</w:t>
+      </w:r>
+      <w:proofErr w:type="spellEnd"/>
+      <w:r>
+        <w:t xml:space="preserve"> </w:t>
+      </w:r>
+      <w:proofErr w:type="spellStart"/>
+      <w:r>
+        <w:t>valeur</w:t>
+      </w:r>
+      <w:proofErr w:type="spellEnd"/>
+      <w:r>
+        <w:t xml:space="preserve"> </w:t>
+      </w:r>
+    </w:p>
+    <w:p>
+      <w:pPr>
+        <w:numPr>
+          <w:ilvl w:val="0"/>
+          <w:numId w:val="7"/>
+        </w:numPr>
+      </w:pPr>
+      <w:r>
+        <w:t xml:space="preserve">branding </w:t>
+      </w:r>
+      <w:proofErr w:type="spellStart"/>
+      <w:r>
+        <w:t>léger</w:t>
+      </w:r>
+      <w:proofErr w:type="spellEnd"/>
+      <w:r>
+        <w:t xml:space="preserve"> </w:t>
+      </w:r>
+    </w:p>
+    <w:p>
+      <w:pPr>
+        <w:numPr>
+          <w:ilvl w:val="0"/>
+          <w:numId w:val="7"/>
+        </w:numPr>
+      </w:pPr>
+      <w:proofErr w:type="spellStart"/>
+      <w:r>
+        <w:t>scénario</w:t>
+      </w:r>
+      <w:proofErr w:type="spellEnd"/>
+      <w:r>
+        <w:t xml:space="preserve"> de </w:t>
+      </w:r>
+      <w:proofErr w:type="spellStart"/>
+      <w:r>
+        <w:t>démonstration</w:t>
+      </w:r>
+      <w:proofErr w:type="spellEnd"/>
+      <w:r>
+        <w:t xml:space="preserve"> </w:t>
+      </w:r>
+    </w:p>
+    <w:p>
+      <w:pPr>
+        <w:numPr>
+          <w:ilvl w:val="0"/>
+          <w:numId w:val="7"/>
+        </w:numPr>
+        <w:rPr>
+          <w:lang w:val="fr-CA"/>
+        </w:rPr>
+      </w:pPr>
+      <w:proofErr w:type="gramStart"/>
+      <w:r>
+        <w:rPr>
+          <w:lang w:val="fr-CA"/>
+        </w:rPr>
+        <w:t>jeu</w:t>
+      </w:r>
+      <w:proofErr w:type="gramEnd"/>
+      <w:r>
+        <w:rPr>
+          <w:lang w:val="fr-CA"/>
+        </w:rPr>
+        <w:t xml:space="preserve"> de données / AOI de </w:t>
+      </w:r>
+      <w:proofErr w:type="gramStart"/>
+      <w:r>
+        <w:rPr>
+          <w:lang w:val="fr-CA"/>
+        </w:rPr>
+        <w:t>démonstration prêt</w:t>
+      </w:r>
+      <w:proofErr w:type="gramEnd"/>
+      <w:r>
+        <w:rPr>
+          <w:lang w:val="fr-CA"/>
+        </w:rPr>
+        <w:t xml:space="preserve"> </w:t>
+      </w:r>
+    </w:p>
+    <w:p>
+      <w:pPr>
+        <w:numPr>
+          <w:ilvl w:val="0"/>
+          <w:numId w:val="7"/>
+        </w:numPr>
+        <w:rPr>
+          <w:lang w:val="fr-CA"/>
+        </w:rPr>
+      </w:pPr>
+      <w:proofErr w:type="gramStart"/>
+      <w:r>
+        <w:rPr>
+          <w:lang w:val="fr-CA"/>
+        </w:rPr>
+        <w:t>script</w:t>
+      </w:r>
+      <w:proofErr w:type="gramEnd"/>
+      <w:r>
+        <w:rPr>
+          <w:lang w:val="fr-CA"/>
+        </w:rPr>
+        <w:t xml:space="preserve"> de présentation en 3 à 5 minutes </w:t>
+      </w:r>
+    </w:p>
+    <w:p>
+      <w:pPr>
+        <w:rPr>
+          <w:b/>
+          <w:bCs/>
+          <w:lang w:val="fr-CA"/>
+        </w:rPr>
+      </w:pPr>
+      <w:r>
+        <w:rPr>
+          <w:b/>
+          <w:bCs/>
+          <w:lang w:val="fr-CA"/>
+        </w:rPr>
+        <w:t>Ordre conseillé</w:t>
+      </w:r>
+    </w:p>
+    <w:p>
+      <w:pPr>
+        <w:rPr>
+          <w:lang w:val="fr-CA"/>
+        </w:rPr>
+      </w:pPr>
+      <w:r>
+        <w:rPr>
+          <w:lang w:val="fr-CA"/>
+        </w:rPr>
+        <w:t>Je te recommande cet ordre précis :</w:t>
+      </w:r>
+    </w:p>
+    <w:p>
+      <w:pPr>
+        <w:rPr>
+          <w:b/>
+          <w:bCs/>
+          <w:lang w:val="fr-CA"/>
+        </w:rPr>
+      </w:pPr>
+      <w:r>
+        <w:rPr>
+          <w:b/>
+          <w:bCs/>
+          <w:lang w:val="fr-CA"/>
+        </w:rPr>
+        <w:t>Étape A</w:t>
+      </w:r>
+    </w:p>
+    <w:p>
+      <w:pPr>
+        <w:rPr>
+          <w:lang w:val="fr-CA"/>
+        </w:rPr>
+      </w:pPr>
+      <w:r>
+        <w:rPr>
+          <w:b/>
+          <w:bCs/>
+          <w:lang w:val="fr-CA"/>
+        </w:rPr>
+        <w:t xml:space="preserve">Refonte légère de </w:t>
+      </w:r>
+      <w:proofErr w:type="spellStart"/>
+      <w:r>
+        <w:rPr>
+          <w:b/>
+          <w:bCs/>
+          <w:lang w:val="fr-CA"/>
+        </w:rPr>
+        <w:t>App.tsx</w:t>
+      </w:r>
+      <w:proofErr w:type="spellEnd"/>
+      <w:r>
+        <w:rPr>
+          <w:lang w:val="fr-CA"/>
+        </w:rPr>
+        <w:br/>
+        <w:t>pour obtenir une interface plus propre, plus premium, plus lisible.</w:t>
+      </w:r>
+    </w:p>
+    <w:p>
+      <w:pPr>
+        <w:rPr>
+          <w:b/>
+          <w:bCs/>
+          <w:lang w:val="fr-CA"/>
+        </w:rPr>
+      </w:pPr>
+    </w:p>
+    <w:p>
+      <w:pPr>
+        <w:rPr>
+          <w:b/>
+          <w:bCs/>
+          <w:lang w:val="fr-CA"/>
+        </w:rPr>
+      </w:pPr>
+      <w:r>
+        <w:rPr>
+          <w:b/>
+          <w:bCs/>
+          <w:lang w:val="fr-CA"/>
+        </w:rPr>
+        <w:lastRenderedPageBreak/>
+        <w:t>Étape B</w:t>
+      </w:r>
+    </w:p>
+    <w:p>
+      <w:pPr>
+        <w:rPr>
+          <w:lang w:val="fr-CA"/>
+        </w:rPr>
+      </w:pPr>
+      <w:r>
+        <w:rPr>
+          <w:b/>
+          <w:bCs/>
+          <w:lang w:val="fr-CA"/>
+        </w:rPr>
+        <w:t xml:space="preserve">Polish final de </w:t>
+      </w:r>
+      <w:proofErr w:type="spellStart"/>
+      <w:r>
+        <w:rPr>
+          <w:b/>
+          <w:bCs/>
+          <w:lang w:val="fr-CA"/>
+        </w:rPr>
+        <w:t>MapView.tsx</w:t>
+      </w:r>
+      <w:proofErr w:type="spellEnd"/>
+      <w:r>
+        <w:rPr>
+          <w:lang w:val="fr-CA"/>
+        </w:rPr>
+        <w:br/>
+        <w:t>pour harmoniser :</w:t>
+      </w:r>
+    </w:p>
+    <w:p>
+      <w:pPr>
+        <w:numPr>
+          <w:ilvl w:val="0"/>
+          <w:numId w:val="8"/>
+        </w:numPr>
+      </w:pPr>
+      <w:proofErr w:type="spellStart"/>
+      <w:r>
+        <w:t>panneau</w:t>
+      </w:r>
+      <w:proofErr w:type="spellEnd"/>
+      <w:r>
+        <w:t xml:space="preserve"> </w:t>
+      </w:r>
+      <w:proofErr w:type="spellStart"/>
+      <w:r>
+        <w:t>d’info</w:t>
+      </w:r>
+      <w:proofErr w:type="spellEnd"/>
+      <w:r>
+        <w:t xml:space="preserve"> </w:t>
+      </w:r>
+    </w:p>
+    <w:p>
+      <w:pPr>
+        <w:numPr>
+          <w:ilvl w:val="0"/>
+          <w:numId w:val="8"/>
+        </w:numPr>
+      </w:pPr>
+      <w:proofErr w:type="spellStart"/>
+      <w:r>
+        <w:t>sélecteur</w:t>
+      </w:r>
+      <w:proofErr w:type="spellEnd"/>
+      <w:r>
+        <w:t xml:space="preserve"> de fond </w:t>
+      </w:r>
+    </w:p>
+    <w:p>
+      <w:pPr>
+        <w:numPr>
+          <w:ilvl w:val="0"/>
+          <w:numId w:val="8"/>
+        </w:numPr>
+      </w:pPr>
+      <w:r>
+        <w:t xml:space="preserve">overlays </w:t>
+      </w:r>
+    </w:p>
+    <w:p>
+      <w:pPr>
+        <w:numPr>
+          <w:ilvl w:val="0"/>
+          <w:numId w:val="8"/>
+        </w:numPr>
+      </w:pPr>
+      <w:proofErr w:type="spellStart"/>
+      <w:r>
+        <w:t>contrôle</w:t>
+      </w:r>
+      <w:proofErr w:type="spellEnd"/>
+      <w:r>
+        <w:t xml:space="preserve"> de carte </w:t>
+      </w:r>
+    </w:p>
+    <w:p>
+      <w:pPr>
+        <w:rPr>
+          <w:b/>
+          <w:bCs/>
+        </w:rPr>
+      </w:pPr>
+      <w:r>
+        <w:rPr>
+          <w:b/>
+          <w:bCs/>
+        </w:rPr>
+        <w:t>Étape C</w:t>
+      </w:r>
+    </w:p>
+    <w:p>
+      <w:pPr>
+        <w:rPr>
+          <w:lang w:val="fr-CA"/>
+        </w:rPr>
+      </w:pPr>
+      <w:r>
+        <w:rPr>
+          <w:b/>
+          <w:bCs/>
+          <w:lang w:val="fr-CA"/>
+        </w:rPr>
+        <w:t>Ajout de petits outils UX</w:t>
+      </w:r>
+      <w:r>
+        <w:rPr>
+          <w:lang w:val="fr-CA"/>
+        </w:rPr>
+        <w:br/>
+        <w:t>comme :</w:t>
+      </w:r>
+    </w:p>
+    <w:p>
+      <w:pPr>
+        <w:numPr>
+          <w:ilvl w:val="0"/>
+          <w:numId w:val="9"/>
+        </w:numPr>
+      </w:pPr>
+      <w:r>
+        <w:t xml:space="preserve">zoom sur AOI </w:t>
+      </w:r>
+    </w:p>
+    <w:p>
+      <w:pPr>
+        <w:numPr>
+          <w:ilvl w:val="0"/>
+          <w:numId w:val="9"/>
+        </w:numPr>
+      </w:pPr>
+      <w:r>
+        <w:t xml:space="preserve">reset </w:t>
+      </w:r>
+      <w:proofErr w:type="spellStart"/>
+      <w:r>
+        <w:t>vue</w:t>
+      </w:r>
+      <w:proofErr w:type="spellEnd"/>
+      <w:r>
+        <w:t xml:space="preserve"> </w:t>
+      </w:r>
+    </w:p>
+    <w:p>
+      <w:pPr>
+        <w:numPr>
+          <w:ilvl w:val="0"/>
+          <w:numId w:val="9"/>
+        </w:numPr>
+      </w:pPr>
+      <w:r>
+        <w:t xml:space="preserve">mini </w:t>
+      </w:r>
+      <w:proofErr w:type="spellStart"/>
+      <w:r>
+        <w:t>légende</w:t>
+      </w:r>
+      <w:proofErr w:type="spellEnd"/>
+      <w:r>
+        <w:t xml:space="preserve"> </w:t>
+      </w:r>
+    </w:p>
+    <w:p>
+      <w:pPr>
+        <w:numPr>
+          <w:ilvl w:val="0"/>
+          <w:numId w:val="9"/>
+        </w:numPr>
+      </w:pPr>
+      <w:r>
+        <w:t xml:space="preserve">résumé </w:t>
+      </w:r>
+      <w:proofErr w:type="spellStart"/>
+      <w:r>
+        <w:t>résultat</w:t>
+      </w:r>
+      <w:proofErr w:type="spellEnd"/>
+      <w:r>
+        <w:t xml:space="preserve"> </w:t>
+      </w:r>
+    </w:p>
+    <w:p>
+      <w:pPr>
+        <w:rPr>
+          <w:b/>
+          <w:bCs/>
+        </w:rPr>
+      </w:pPr>
+      <w:r>
+        <w:rPr>
+          <w:b/>
+          <w:bCs/>
+        </w:rPr>
+        <w:t>Étape D</w:t>
+      </w:r>
+    </w:p>
+    <w:p>
+      <w:pPr>
+        <w:rPr>
+          <w:lang w:val="fr-CA"/>
+        </w:rPr>
+      </w:pPr>
+      <w:r>
+        <w:rPr>
+          <w:b/>
+          <w:bCs/>
+          <w:lang w:val="fr-CA"/>
+        </w:rPr>
+        <w:t>Préparation démo Hydro-Québec</w:t>
+      </w:r>
+      <w:r>
+        <w:rPr>
+          <w:lang w:val="fr-CA"/>
+        </w:rPr>
+        <w:br/>
+        <w:t>avec un discours produit :</w:t>
+      </w:r>
+    </w:p>
+    <w:p>
+      <w:pPr>
+        <w:numPr>
+          <w:ilvl w:val="0"/>
+          <w:numId w:val="10"/>
+        </w:numPr>
+      </w:pPr>
+      <w:r>
+        <w:t xml:space="preserve">à quoi </w:t>
+      </w:r>
+      <w:proofErr w:type="spellStart"/>
+      <w:r>
+        <w:t>sert</w:t>
+      </w:r>
+      <w:proofErr w:type="spellEnd"/>
+      <w:r>
+        <w:t xml:space="preserve"> </w:t>
+      </w:r>
+      <w:proofErr w:type="spellStart"/>
+      <w:r>
+        <w:t>l’outil</w:t>
+      </w:r>
+      <w:proofErr w:type="spellEnd"/>
+      <w:r>
+        <w:t xml:space="preserve"> </w:t>
+      </w:r>
+    </w:p>
+    <w:p>
+      <w:pPr>
+        <w:numPr>
+          <w:ilvl w:val="0"/>
+          <w:numId w:val="10"/>
+        </w:numPr>
+      </w:pPr>
+      <w:proofErr w:type="spellStart"/>
+      <w:r>
+        <w:t>quel</w:t>
+      </w:r>
+      <w:proofErr w:type="spellEnd"/>
+      <w:r>
+        <w:t xml:space="preserve"> </w:t>
+      </w:r>
+      <w:proofErr w:type="spellStart"/>
+      <w:r>
+        <w:t>problème</w:t>
+      </w:r>
+      <w:proofErr w:type="spellEnd"/>
+      <w:r>
+        <w:t xml:space="preserve"> il </w:t>
+      </w:r>
+      <w:proofErr w:type="spellStart"/>
+      <w:r>
+        <w:t>résout</w:t>
+      </w:r>
+      <w:proofErr w:type="spellEnd"/>
+      <w:r>
+        <w:t xml:space="preserve"> </w:t>
+      </w:r>
+    </w:p>
+    <w:p>
+      <w:pPr>
+        <w:numPr>
+          <w:ilvl w:val="0"/>
+          <w:numId w:val="10"/>
+        </w:numPr>
+      </w:pPr>
+      <w:proofErr w:type="spellStart"/>
+      <w:r>
+        <w:t>quel</w:t>
+      </w:r>
+      <w:proofErr w:type="spellEnd"/>
+      <w:r>
+        <w:t xml:space="preserve"> gain </w:t>
+      </w:r>
+      <w:proofErr w:type="spellStart"/>
+      <w:r>
+        <w:t>opérationnel</w:t>
+      </w:r>
+      <w:proofErr w:type="spellEnd"/>
+      <w:r>
+        <w:t xml:space="preserve"> il </w:t>
+      </w:r>
+      <w:proofErr w:type="spellStart"/>
+      <w:r>
+        <w:t>apporte</w:t>
+      </w:r>
+      <w:proofErr w:type="spellEnd"/>
+      <w:r>
+        <w:t xml:space="preserve"> </w:t>
+      </w:r>
+    </w:p>
+    <w:p>
+      <w:pPr>
+        <w:rPr>
+          <w:b/>
+          <w:bCs/>
+          <w:lang w:val="fr-CA"/>
+        </w:rPr>
+      </w:pPr>
+      <w:r>
+        <w:rPr>
+          <w:b/>
+          <w:bCs/>
+          <w:lang w:val="fr-CA"/>
+        </w:rPr>
+        <w:t>Ce que je te recommande maintenant</w:t>
+      </w:r>
+    </w:p>
+    <w:p>
+      <w:pPr>
+        <w:rPr>
+          <w:lang w:val="fr-CA"/>
+        </w:rPr>
+      </w:pPr>
+      <w:r>
+        <w:rPr>
+          <w:lang w:val="fr-CA"/>
+        </w:rPr>
+        <w:t>La meilleure prochaine étape est :</w:t>
+      </w:r>
+    </w:p>
+    <w:p>
+      <w:pPr>
+        <w:rPr>
+          <w:lang w:val="fr-CA"/>
+        </w:rPr>
+      </w:pPr>
+      <w:proofErr w:type="gramStart"/>
+      <w:r>
+        <w:rPr>
+          <w:b/>
+          <w:bCs/>
+          <w:lang w:val="fr-CA"/>
+        </w:rPr>
+        <w:t>toilettage</w:t>
+      </w:r>
+      <w:proofErr w:type="gramEnd"/>
+      <w:r>
+        <w:rPr>
+          <w:b/>
+          <w:bCs/>
+          <w:lang w:val="fr-CA"/>
+        </w:rPr>
+        <w:t xml:space="preserve"> visuel et UX de </w:t>
+      </w:r>
+      <w:proofErr w:type="spellStart"/>
+      <w:r>
+        <w:rPr>
+          <w:b/>
+          <w:bCs/>
+          <w:lang w:val="fr-CA"/>
+        </w:rPr>
+        <w:t>App.tsx</w:t>
+      </w:r>
+      <w:proofErr w:type="spellEnd"/>
+    </w:p>
+    <w:p>
+      <w:r>
+        <w:t xml:space="preserve">Parce </w:t>
+      </w:r>
+      <w:proofErr w:type="spellStart"/>
+      <w:proofErr w:type="gramStart"/>
+      <w:r>
+        <w:t>que</w:t>
+      </w:r>
+      <w:proofErr w:type="spellEnd"/>
+      <w:r>
+        <w:t xml:space="preserve"> :</w:t>
+      </w:r>
+      <w:proofErr w:type="gramEnd"/>
+    </w:p>
+    <w:p>
+      <w:pPr>
+        <w:numPr>
+          <w:ilvl w:val="0"/>
+          <w:numId w:val="11"/>
+        </w:numPr>
+        <w:rPr>
+          <w:lang w:val="fr-CA"/>
+        </w:rPr>
+      </w:pPr>
+      <w:proofErr w:type="gramStart"/>
+      <w:r>
+        <w:rPr>
+          <w:lang w:val="fr-CA"/>
+        </w:rPr>
+        <w:t>c’est</w:t>
+      </w:r>
+      <w:proofErr w:type="gramEnd"/>
+      <w:r>
+        <w:rPr>
+          <w:lang w:val="fr-CA"/>
+        </w:rPr>
+        <w:t xml:space="preserve"> ce que l’utilisateur lit en premier </w:t>
+      </w:r>
+    </w:p>
+    <w:p>
+      <w:pPr>
+        <w:numPr>
+          <w:ilvl w:val="0"/>
+          <w:numId w:val="11"/>
+        </w:numPr>
+        <w:rPr>
+          <w:lang w:val="fr-CA"/>
+        </w:rPr>
+      </w:pPr>
+      <w:proofErr w:type="gramStart"/>
+      <w:r>
+        <w:rPr>
+          <w:lang w:val="fr-CA"/>
+        </w:rPr>
+        <w:t>c’est</w:t>
+      </w:r>
+      <w:proofErr w:type="gramEnd"/>
+      <w:r>
+        <w:rPr>
+          <w:lang w:val="fr-CA"/>
+        </w:rPr>
+        <w:t xml:space="preserve"> là que la perception “professionnelle” se joue </w:t>
+      </w:r>
+    </w:p>
+    <w:p>
+      <w:pPr>
+        <w:numPr>
+          <w:ilvl w:val="0"/>
+          <w:numId w:val="11"/>
+        </w:numPr>
+        <w:rPr>
+          <w:lang w:val="fr-CA"/>
+        </w:rPr>
+      </w:pPr>
+      <w:proofErr w:type="gramStart"/>
+      <w:r>
+        <w:rPr>
+          <w:lang w:val="fr-CA"/>
+        </w:rPr>
+        <w:t>la</w:t>
+      </w:r>
+      <w:proofErr w:type="gramEnd"/>
+      <w:r>
+        <w:rPr>
+          <w:lang w:val="fr-CA"/>
+        </w:rPr>
+        <w:t xml:space="preserve"> carte est déjà plus stable qu’avant </w:t>
+      </w:r>
+    </w:p>
+    <w:p>
+      <w:pPr>
+        <w:rPr>
+          <w:b/>
+          <w:bCs/>
+          <w:lang w:val="fr-CA"/>
+        </w:rPr>
+      </w:pPr>
+      <w:r>
+        <w:rPr>
+          <w:b/>
+          <w:bCs/>
+          <w:lang w:val="fr-CA"/>
+        </w:rPr>
+        <w:lastRenderedPageBreak/>
+        <w:t>Plan concret de la prochaine session</w:t>
+      </w:r>
+    </w:p>
+    <w:p>
+      <w:pPr>
+        <w:rPr>
+          <w:lang w:val="fr-CA"/>
+        </w:rPr>
+      </w:pPr>
+      <w:r>
+        <w:rPr>
+          <w:lang w:val="fr-CA"/>
+        </w:rPr>
+        <w:t xml:space="preserve">On peut faire un </w:t>
+      </w:r>
+      <w:r>
+        <w:rPr>
+          <w:b/>
+          <w:bCs/>
+          <w:lang w:val="fr-CA"/>
+        </w:rPr>
+        <w:t>UI polish v1</w:t>
+      </w:r>
+      <w:r>
+        <w:rPr>
+          <w:lang w:val="fr-CA"/>
+        </w:rPr>
+        <w:t xml:space="preserve"> centré sur :</w:t>
+      </w:r>
+    </w:p>
+    <w:p>
+      <w:pPr>
+        <w:numPr>
+          <w:ilvl w:val="0"/>
+          <w:numId w:val="12"/>
+        </w:numPr>
+      </w:pPr>
+      <w:proofErr w:type="spellStart"/>
+      <w:r>
+        <w:t>en</w:t>
+      </w:r>
+      <w:proofErr w:type="spellEnd"/>
+      <w:r>
+        <w:t xml:space="preserve">-tête </w:t>
+      </w:r>
+      <w:proofErr w:type="spellStart"/>
+      <w:r>
+        <w:t>applicatif</w:t>
+      </w:r>
+      <w:proofErr w:type="spellEnd"/>
+      <w:r>
+        <w:t xml:space="preserve"> </w:t>
+      </w:r>
+    </w:p>
+    <w:p>
+      <w:pPr>
+        <w:numPr>
+          <w:ilvl w:val="0"/>
+          <w:numId w:val="12"/>
+        </w:numPr>
+      </w:pPr>
+      <w:proofErr w:type="spellStart"/>
+      <w:r>
+        <w:t>cartes</w:t>
+      </w:r>
+      <w:proofErr w:type="spellEnd"/>
+      <w:r>
+        <w:t xml:space="preserve"> de sections plus élégantes </w:t>
+      </w:r>
+    </w:p>
+    <w:p>
+      <w:pPr>
+        <w:numPr>
+          <w:ilvl w:val="0"/>
+          <w:numId w:val="12"/>
+        </w:numPr>
+      </w:pPr>
+      <w:r>
+        <w:t xml:space="preserve">boutons </w:t>
+      </w:r>
+      <w:proofErr w:type="spellStart"/>
+      <w:r>
+        <w:t>mieux</w:t>
+      </w:r>
+      <w:proofErr w:type="spellEnd"/>
+      <w:r>
+        <w:t xml:space="preserve"> </w:t>
+      </w:r>
+      <w:proofErr w:type="spellStart"/>
+      <w:r>
+        <w:t>hiérarchisés</w:t>
+      </w:r>
+      <w:proofErr w:type="spellEnd"/>
+      <w:r>
+        <w:t xml:space="preserve"> </w:t>
+      </w:r>
+    </w:p>
+    <w:p>
+      <w:pPr>
+        <w:numPr>
+          <w:ilvl w:val="0"/>
+          <w:numId w:val="12"/>
+        </w:numPr>
+      </w:pPr>
+      <w:r>
+        <w:t xml:space="preserve">résumé de </w:t>
+      </w:r>
+      <w:proofErr w:type="spellStart"/>
+      <w:r>
+        <w:t>statut</w:t>
+      </w:r>
+      <w:proofErr w:type="spellEnd"/>
+      <w:r>
+        <w:t xml:space="preserve"> plus propre </w:t>
+      </w:r>
+    </w:p>
+    <w:p>
+      <w:pPr>
+        <w:numPr>
+          <w:ilvl w:val="0"/>
+          <w:numId w:val="12"/>
+        </w:numPr>
+        <w:rPr>
+          <w:lang w:val="fr-CA"/>
+        </w:rPr>
+      </w:pPr>
+      <w:proofErr w:type="gramStart"/>
+      <w:r>
+        <w:rPr>
+          <w:lang w:val="fr-CA"/>
+        </w:rPr>
+        <w:t>meilleur</w:t>
+      </w:r>
+      <w:proofErr w:type="gramEnd"/>
+      <w:r>
+        <w:rPr>
+          <w:lang w:val="fr-CA"/>
+        </w:rPr>
+        <w:t xml:space="preserve"> équilibre visuel entre panneau et carte </w:t>
+      </w:r>
+    </w:p>
+    <w:p>
+      <w:pPr>
+        <w:numPr>
+          <w:ilvl w:val="0"/>
+          <w:numId w:val="12"/>
+        </w:numPr>
+      </w:pPr>
+      <w:r>
+        <w:t xml:space="preserve">style plus </w:t>
+      </w:r>
+      <w:proofErr w:type="spellStart"/>
+      <w:r>
+        <w:t>institutionnel</w:t>
+      </w:r>
+      <w:proofErr w:type="spellEnd"/>
+      <w:r>
+        <w:t xml:space="preserve"> / </w:t>
+      </w:r>
+      <w:proofErr w:type="spellStart"/>
+      <w:r>
+        <w:t>sobre</w:t>
+      </w:r>
+      <w:proofErr w:type="spellEnd"/>
     </w:p>
     <w:p>
       <w:pPr>
@@ -714,6 +2336,751 @@
 <file path=word/numbering.xml><?xml version="1.0" encoding="utf-8"?>
 <w:numbering xmlns:wpc="http://schemas.microsoft.com/office/word/2010/wordprocessingCanvas" xmlns:cx="http://schemas.microsoft.com/office/drawing/2014/chartex" xmlns:cx1="http://schemas.microsoft.com/office/drawing/2015/9/8/chartex" xmlns:cx2="http://schemas.microsoft.com/office/drawing/2015/10/21/chartex" xmlns:cx3="http://schemas.microsoft.com/office/drawing/2016/5/9/chartex" xmlns:cx4="http://schemas.microsoft.com/office/drawing/2016/5/10/chartex" xmlns:cx5="http://schemas.microsoft.com/office/drawing/2016/5/11/chartex" xmlns:cx6="http://schemas.microsoft.com/office/drawing/2016/5/12/chartex" xmlns:cx7="http://schemas.microsoft.com/office/drawing/2016/5/13/chartex" xmlns:cx8="http://schemas.microsoft.com/office/drawing/2016/5/14/chartex" xmlns:mc="http://schemas.openxmlformats.org/markup-compatibility/2006" xmlns:aink="http://schemas.microsoft.com/office/drawing/2016/ink" xmlns:am3d="http://schemas.microsoft.com/office/drawing/2017/model3d" xmlns:o="urn:schemas-microsoft-com:office:office" xmlns:oel="http://schemas.microsoft.com/office/2019/extlst" xmlns:r="http://schemas.openxmlformats.org/officeDocument/2006/relationships" xmlns:m="http://schemas.openxmlformats.org/officeDocument/2006/math" xmlns:v="urn:schemas-microsoft-com:vml" xmlns:wp14="http://schemas.microsoft.com/office/word/2010/wordprocessingDrawing" xmlns:wp="http://schemas.openxmlformats.org/drawingml/2006/wordprocessingDrawing" xmlns:w10="urn:schemas-microsoft-com:office:word" xmlns:w="http://schemas.openxmlformats.org/wordprocessingml/2006/main" xmlns:w14="http://schemas.microsoft.com/office/word/2010/wordml" xmlns:w15="http://schemas.microsoft.com/office/word/2012/wordml" xmlns:w16cex="http://schemas.microsoft.com/office/word/2018/wordml/cex" xmlns:w16cid="http://schemas.microsoft.com/office/word/2016/wordml/cid" xmlns:w16="http://schemas.microsoft.com/office/word/2018/wordml" xmlns:w16du="http://schemas.microsoft.com/office/word/2023/wordml/word16du" xmlns:w16sdtdh="http://schemas.microsoft.com/office/word/2020/wordml/sdtdatahash" xmlns:w16sdtfl="http://schemas.microsoft.com/office/word/2024/wordml/sdtformatlock" xmlns:w16se="http://schemas.microsoft.com/office/word/2015/wordml/symex" xmlns:wpg="http://schemas.microsoft.com/office/word/2010/wordprocessingGroup" xmlns:wpi="http://schemas.microsoft.com/office/word/2010/wordprocessingInk" xmlns:wne="http://schemas.microsoft.com/office/word/2006/wordml" xmlns:wps="http://schemas.microsoft.com/office/word/2010/wordprocessingShape" mc:Ignorable="w14 w15 w16se w16cid w16 w16cex w16sdtdh w16sdtfl w16du wp14">
   <w:abstractNum w:abstractNumId="0" w15:restartNumberingAfterBreak="0">
+    <w:nsid w:val="00461B1B"/>
+    <w:multiLevelType w:val="multilevel"/>
+    <w:tmpl w:val="3F481260"/>
+    <w:lvl w:ilvl="0">
+      <w:start w:val="1"/>
+      <w:numFmt w:val="bullet"/>
+      <w:lvlText w:val=""/>
+      <w:lvlJc w:val="left"/>
+      <w:pPr>
+        <w:tabs>
+          <w:tab w:val="num" w:pos="720"/>
+        </w:tabs>
+        <w:ind w:left="720" w:hanging="360"/>
+      </w:pPr>
+      <w:rPr>
+        <w:rFonts w:ascii="Symbol" w:hAnsi="Symbol" w:hint="default"/>
+        <w:sz w:val="20"/>
+      </w:rPr>
+    </w:lvl>
+    <w:lvl w:ilvl="1" w:tentative="1">
+      <w:start w:val="1"/>
+      <w:numFmt w:val="bullet"/>
+      <w:lvlText w:val="o"/>
+      <w:lvlJc w:val="left"/>
+      <w:pPr>
+        <w:tabs>
+          <w:tab w:val="num" w:pos="1440"/>
+        </w:tabs>
+        <w:ind w:left="1440" w:hanging="360"/>
+      </w:pPr>
+      <w:rPr>
+        <w:rFonts w:ascii="Courier New" w:hAnsi="Courier New" w:hint="default"/>
+        <w:sz w:val="20"/>
+      </w:rPr>
+    </w:lvl>
+    <w:lvl w:ilvl="2" w:tentative="1">
+      <w:start w:val="1"/>
+      <w:numFmt w:val="bullet"/>
+      <w:lvlText w:val=""/>
+      <w:lvlJc w:val="left"/>
+      <w:pPr>
+        <w:tabs>
+          <w:tab w:val="num" w:pos="2160"/>
+        </w:tabs>
+        <w:ind w:left="2160" w:hanging="360"/>
+      </w:pPr>
+      <w:rPr>
+        <w:rFonts w:ascii="Wingdings" w:hAnsi="Wingdings" w:hint="default"/>
+        <w:sz w:val="20"/>
+      </w:rPr>
+    </w:lvl>
+    <w:lvl w:ilvl="3" w:tentative="1">
+      <w:start w:val="1"/>
+      <w:numFmt w:val="bullet"/>
+      <w:lvlText w:val=""/>
+      <w:lvlJc w:val="left"/>
+      <w:pPr>
+        <w:tabs>
+          <w:tab w:val="num" w:pos="2880"/>
+        </w:tabs>
+        <w:ind w:left="2880" w:hanging="360"/>
+      </w:pPr>
+      <w:rPr>
+        <w:rFonts w:ascii="Wingdings" w:hAnsi="Wingdings" w:hint="default"/>
+        <w:sz w:val="20"/>
+      </w:rPr>
+    </w:lvl>
+    <w:lvl w:ilvl="4" w:tentative="1">
+      <w:start w:val="1"/>
+      <w:numFmt w:val="bullet"/>
+      <w:lvlText w:val=""/>
+      <w:lvlJc w:val="left"/>
+      <w:pPr>
+        <w:tabs>
+          <w:tab w:val="num" w:pos="3600"/>
+        </w:tabs>
+        <w:ind w:left="3600" w:hanging="360"/>
+      </w:pPr>
+      <w:rPr>
+        <w:rFonts w:ascii="Wingdings" w:hAnsi="Wingdings" w:hint="default"/>
+        <w:sz w:val="20"/>
+      </w:rPr>
+    </w:lvl>
+    <w:lvl w:ilvl="5" w:tentative="1">
+      <w:start w:val="1"/>
+      <w:numFmt w:val="bullet"/>
+      <w:lvlText w:val=""/>
+      <w:lvlJc w:val="left"/>
+      <w:pPr>
+        <w:tabs>
+          <w:tab w:val="num" w:pos="4320"/>
+        </w:tabs>
+        <w:ind w:left="4320" w:hanging="360"/>
+      </w:pPr>
+      <w:rPr>
+        <w:rFonts w:ascii="Wingdings" w:hAnsi="Wingdings" w:hint="default"/>
+        <w:sz w:val="20"/>
+      </w:rPr>
+    </w:lvl>
+    <w:lvl w:ilvl="6" w:tentative="1">
+      <w:start w:val="1"/>
+      <w:numFmt w:val="bullet"/>
+      <w:lvlText w:val=""/>
+      <w:lvlJc w:val="left"/>
+      <w:pPr>
+        <w:tabs>
+          <w:tab w:val="num" w:pos="5040"/>
+        </w:tabs>
+        <w:ind w:left="5040" w:hanging="360"/>
+      </w:pPr>
+      <w:rPr>
+        <w:rFonts w:ascii="Wingdings" w:hAnsi="Wingdings" w:hint="default"/>
+        <w:sz w:val="20"/>
+      </w:rPr>
+    </w:lvl>
+    <w:lvl w:ilvl="7" w:tentative="1">
+      <w:start w:val="1"/>
+      <w:numFmt w:val="bullet"/>
+      <w:lvlText w:val=""/>
+      <w:lvlJc w:val="left"/>
+      <w:pPr>
+        <w:tabs>
+          <w:tab w:val="num" w:pos="5760"/>
+        </w:tabs>
+        <w:ind w:left="5760" w:hanging="360"/>
+      </w:pPr>
+      <w:rPr>
+        <w:rFonts w:ascii="Wingdings" w:hAnsi="Wingdings" w:hint="default"/>
+        <w:sz w:val="20"/>
+      </w:rPr>
+    </w:lvl>
+    <w:lvl w:ilvl="8" w:tentative="1">
+      <w:start w:val="1"/>
+      <w:numFmt w:val="bullet"/>
+      <w:lvlText w:val=""/>
+      <w:lvlJc w:val="left"/>
+      <w:pPr>
+        <w:tabs>
+          <w:tab w:val="num" w:pos="6480"/>
+        </w:tabs>
+        <w:ind w:left="6480" w:hanging="360"/>
+      </w:pPr>
+      <w:rPr>
+        <w:rFonts w:ascii="Wingdings" w:hAnsi="Wingdings" w:hint="default"/>
+        <w:sz w:val="20"/>
+      </w:rPr>
+    </w:lvl>
+  </w:abstractNum>
+  <w:abstractNum w:abstractNumId="1" w15:restartNumberingAfterBreak="0">
+    <w:nsid w:val="03433DAF"/>
+    <w:multiLevelType w:val="multilevel"/>
+    <w:tmpl w:val="3EFE2552"/>
+    <w:lvl w:ilvl="0">
+      <w:start w:val="1"/>
+      <w:numFmt w:val="bullet"/>
+      <w:lvlText w:val=""/>
+      <w:lvlJc w:val="left"/>
+      <w:pPr>
+        <w:tabs>
+          <w:tab w:val="num" w:pos="720"/>
+        </w:tabs>
+        <w:ind w:left="720" w:hanging="360"/>
+      </w:pPr>
+      <w:rPr>
+        <w:rFonts w:ascii="Symbol" w:hAnsi="Symbol" w:hint="default"/>
+        <w:sz w:val="20"/>
+      </w:rPr>
+    </w:lvl>
+    <w:lvl w:ilvl="1" w:tentative="1">
+      <w:start w:val="1"/>
+      <w:numFmt w:val="bullet"/>
+      <w:lvlText w:val="o"/>
+      <w:lvlJc w:val="left"/>
+      <w:pPr>
+        <w:tabs>
+          <w:tab w:val="num" w:pos="1440"/>
+        </w:tabs>
+        <w:ind w:left="1440" w:hanging="360"/>
+      </w:pPr>
+      <w:rPr>
+        <w:rFonts w:ascii="Courier New" w:hAnsi="Courier New" w:hint="default"/>
+        <w:sz w:val="20"/>
+      </w:rPr>
+    </w:lvl>
+    <w:lvl w:ilvl="2" w:tentative="1">
+      <w:start w:val="1"/>
+      <w:numFmt w:val="bullet"/>
+      <w:lvlText w:val=""/>
+      <w:lvlJc w:val="left"/>
+      <w:pPr>
+        <w:tabs>
+          <w:tab w:val="num" w:pos="2160"/>
+        </w:tabs>
+        <w:ind w:left="2160" w:hanging="360"/>
+      </w:pPr>
+      <w:rPr>
+        <w:rFonts w:ascii="Wingdings" w:hAnsi="Wingdings" w:hint="default"/>
+        <w:sz w:val="20"/>
+      </w:rPr>
+    </w:lvl>
+    <w:lvl w:ilvl="3" w:tentative="1">
+      <w:start w:val="1"/>
+      <w:numFmt w:val="bullet"/>
+      <w:lvlText w:val=""/>
+      <w:lvlJc w:val="left"/>
+      <w:pPr>
+        <w:tabs>
+          <w:tab w:val="num" w:pos="2880"/>
+        </w:tabs>
+        <w:ind w:left="2880" w:hanging="360"/>
+      </w:pPr>
+      <w:rPr>
+        <w:rFonts w:ascii="Wingdings" w:hAnsi="Wingdings" w:hint="default"/>
+        <w:sz w:val="20"/>
+      </w:rPr>
+    </w:lvl>
+    <w:lvl w:ilvl="4" w:tentative="1">
+      <w:start w:val="1"/>
+      <w:numFmt w:val="bullet"/>
+      <w:lvlText w:val=""/>
+      <w:lvlJc w:val="left"/>
+      <w:pPr>
+        <w:tabs>
+          <w:tab w:val="num" w:pos="3600"/>
+        </w:tabs>
+        <w:ind w:left="3600" w:hanging="360"/>
+      </w:pPr>
+      <w:rPr>
+        <w:rFonts w:ascii="Wingdings" w:hAnsi="Wingdings" w:hint="default"/>
+        <w:sz w:val="20"/>
+      </w:rPr>
+    </w:lvl>
+    <w:lvl w:ilvl="5" w:tentative="1">
+      <w:start w:val="1"/>
+      <w:numFmt w:val="bullet"/>
+      <w:lvlText w:val=""/>
+      <w:lvlJc w:val="left"/>
+      <w:pPr>
+        <w:tabs>
+          <w:tab w:val="num" w:pos="4320"/>
+        </w:tabs>
+        <w:ind w:left="4320" w:hanging="360"/>
+      </w:pPr>
+      <w:rPr>
+        <w:rFonts w:ascii="Wingdings" w:hAnsi="Wingdings" w:hint="default"/>
+        <w:sz w:val="20"/>
+      </w:rPr>
+    </w:lvl>
+    <w:lvl w:ilvl="6" w:tentative="1">
+      <w:start w:val="1"/>
+      <w:numFmt w:val="bullet"/>
+      <w:lvlText w:val=""/>
+      <w:lvlJc w:val="left"/>
+      <w:pPr>
+        <w:tabs>
+          <w:tab w:val="num" w:pos="5040"/>
+        </w:tabs>
+        <w:ind w:left="5040" w:hanging="360"/>
+      </w:pPr>
+      <w:rPr>
+        <w:rFonts w:ascii="Wingdings" w:hAnsi="Wingdings" w:hint="default"/>
+        <w:sz w:val="20"/>
+      </w:rPr>
+    </w:lvl>
+    <w:lvl w:ilvl="7" w:tentative="1">
+      <w:start w:val="1"/>
+      <w:numFmt w:val="bullet"/>
+      <w:lvlText w:val=""/>
+      <w:lvlJc w:val="left"/>
+      <w:pPr>
+        <w:tabs>
+          <w:tab w:val="num" w:pos="5760"/>
+        </w:tabs>
+        <w:ind w:left="5760" w:hanging="360"/>
+      </w:pPr>
+      <w:rPr>
+        <w:rFonts w:ascii="Wingdings" w:hAnsi="Wingdings" w:hint="default"/>
+        <w:sz w:val="20"/>
+      </w:rPr>
+    </w:lvl>
+    <w:lvl w:ilvl="8" w:tentative="1">
+      <w:start w:val="1"/>
+      <w:numFmt w:val="bullet"/>
+      <w:lvlText w:val=""/>
+      <w:lvlJc w:val="left"/>
+      <w:pPr>
+        <w:tabs>
+          <w:tab w:val="num" w:pos="6480"/>
+        </w:tabs>
+        <w:ind w:left="6480" w:hanging="360"/>
+      </w:pPr>
+      <w:rPr>
+        <w:rFonts w:ascii="Wingdings" w:hAnsi="Wingdings" w:hint="default"/>
+        <w:sz w:val="20"/>
+      </w:rPr>
+    </w:lvl>
+  </w:abstractNum>
+  <w:abstractNum w:abstractNumId="2" w15:restartNumberingAfterBreak="0">
+    <w:nsid w:val="0B2C47D4"/>
+    <w:multiLevelType w:val="multilevel"/>
+    <w:tmpl w:val="BA7EF8AE"/>
+    <w:lvl w:ilvl="0">
+      <w:start w:val="1"/>
+      <w:numFmt w:val="bullet"/>
+      <w:lvlText w:val=""/>
+      <w:lvlJc w:val="left"/>
+      <w:pPr>
+        <w:tabs>
+          <w:tab w:val="num" w:pos="720"/>
+        </w:tabs>
+        <w:ind w:left="720" w:hanging="360"/>
+      </w:pPr>
+      <w:rPr>
+        <w:rFonts w:ascii="Symbol" w:hAnsi="Symbol" w:hint="default"/>
+        <w:sz w:val="20"/>
+      </w:rPr>
+    </w:lvl>
+    <w:lvl w:ilvl="1" w:tentative="1">
+      <w:start w:val="1"/>
+      <w:numFmt w:val="bullet"/>
+      <w:lvlText w:val="o"/>
+      <w:lvlJc w:val="left"/>
+      <w:pPr>
+        <w:tabs>
+          <w:tab w:val="num" w:pos="1440"/>
+        </w:tabs>
+        <w:ind w:left="1440" w:hanging="360"/>
+      </w:pPr>
+      <w:rPr>
+        <w:rFonts w:ascii="Courier New" w:hAnsi="Courier New" w:hint="default"/>
+        <w:sz w:val="20"/>
+      </w:rPr>
+    </w:lvl>
+    <w:lvl w:ilvl="2" w:tentative="1">
+      <w:start w:val="1"/>
+      <w:numFmt w:val="bullet"/>
+      <w:lvlText w:val=""/>
+      <w:lvlJc w:val="left"/>
+      <w:pPr>
+        <w:tabs>
+          <w:tab w:val="num" w:pos="2160"/>
+        </w:tabs>
+        <w:ind w:left="2160" w:hanging="360"/>
+      </w:pPr>
+      <w:rPr>
+        <w:rFonts w:ascii="Wingdings" w:hAnsi="Wingdings" w:hint="default"/>
+        <w:sz w:val="20"/>
+      </w:rPr>
+    </w:lvl>
+    <w:lvl w:ilvl="3" w:tentative="1">
+      <w:start w:val="1"/>
+      <w:numFmt w:val="bullet"/>
+      <w:lvlText w:val=""/>
+      <w:lvlJc w:val="left"/>
+      <w:pPr>
+        <w:tabs>
+          <w:tab w:val="num" w:pos="2880"/>
+        </w:tabs>
+        <w:ind w:left="2880" w:hanging="360"/>
+      </w:pPr>
+      <w:rPr>
+        <w:rFonts w:ascii="Wingdings" w:hAnsi="Wingdings" w:hint="default"/>
+        <w:sz w:val="20"/>
+      </w:rPr>
+    </w:lvl>
+    <w:lvl w:ilvl="4" w:tentative="1">
+      <w:start w:val="1"/>
+      <w:numFmt w:val="bullet"/>
+      <w:lvlText w:val=""/>
+      <w:lvlJc w:val="left"/>
+      <w:pPr>
+        <w:tabs>
+          <w:tab w:val="num" w:pos="3600"/>
+        </w:tabs>
+        <w:ind w:left="3600" w:hanging="360"/>
+      </w:pPr>
+      <w:rPr>
+        <w:rFonts w:ascii="Wingdings" w:hAnsi="Wingdings" w:hint="default"/>
+        <w:sz w:val="20"/>
+      </w:rPr>
+    </w:lvl>
+    <w:lvl w:ilvl="5" w:tentative="1">
+      <w:start w:val="1"/>
+      <w:numFmt w:val="bullet"/>
+      <w:lvlText w:val=""/>
+      <w:lvlJc w:val="left"/>
+      <w:pPr>
+        <w:tabs>
+          <w:tab w:val="num" w:pos="4320"/>
+        </w:tabs>
+        <w:ind w:left="4320" w:hanging="360"/>
+      </w:pPr>
+      <w:rPr>
+        <w:rFonts w:ascii="Wingdings" w:hAnsi="Wingdings" w:hint="default"/>
+        <w:sz w:val="20"/>
+      </w:rPr>
+    </w:lvl>
+    <w:lvl w:ilvl="6" w:tentative="1">
+      <w:start w:val="1"/>
+      <w:numFmt w:val="bullet"/>
+      <w:lvlText w:val=""/>
+      <w:lvlJc w:val="left"/>
+      <w:pPr>
+        <w:tabs>
+          <w:tab w:val="num" w:pos="5040"/>
+        </w:tabs>
+        <w:ind w:left="5040" w:hanging="360"/>
+      </w:pPr>
+      <w:rPr>
+        <w:rFonts w:ascii="Wingdings" w:hAnsi="Wingdings" w:hint="default"/>
+        <w:sz w:val="20"/>
+      </w:rPr>
+    </w:lvl>
+    <w:lvl w:ilvl="7" w:tentative="1">
+      <w:start w:val="1"/>
+      <w:numFmt w:val="bullet"/>
+      <w:lvlText w:val=""/>
+      <w:lvlJc w:val="left"/>
+      <w:pPr>
+        <w:tabs>
+          <w:tab w:val="num" w:pos="5760"/>
+        </w:tabs>
+        <w:ind w:left="5760" w:hanging="360"/>
+      </w:pPr>
+      <w:rPr>
+        <w:rFonts w:ascii="Wingdings" w:hAnsi="Wingdings" w:hint="default"/>
+        <w:sz w:val="20"/>
+      </w:rPr>
+    </w:lvl>
+    <w:lvl w:ilvl="8" w:tentative="1">
+      <w:start w:val="1"/>
+      <w:numFmt w:val="bullet"/>
+      <w:lvlText w:val=""/>
+      <w:lvlJc w:val="left"/>
+      <w:pPr>
+        <w:tabs>
+          <w:tab w:val="num" w:pos="6480"/>
+        </w:tabs>
+        <w:ind w:left="6480" w:hanging="360"/>
+      </w:pPr>
+      <w:rPr>
+        <w:rFonts w:ascii="Wingdings" w:hAnsi="Wingdings" w:hint="default"/>
+        <w:sz w:val="20"/>
+      </w:rPr>
+    </w:lvl>
+  </w:abstractNum>
+  <w:abstractNum w:abstractNumId="3" w15:restartNumberingAfterBreak="0">
+    <w:nsid w:val="0CEC609E"/>
+    <w:multiLevelType w:val="multilevel"/>
+    <w:tmpl w:val="C5D4DE04"/>
+    <w:lvl w:ilvl="0">
+      <w:start w:val="1"/>
+      <w:numFmt w:val="bullet"/>
+      <w:lvlText w:val=""/>
+      <w:lvlJc w:val="left"/>
+      <w:pPr>
+        <w:tabs>
+          <w:tab w:val="num" w:pos="720"/>
+        </w:tabs>
+        <w:ind w:left="720" w:hanging="360"/>
+      </w:pPr>
+      <w:rPr>
+        <w:rFonts w:ascii="Symbol" w:hAnsi="Symbol" w:hint="default"/>
+        <w:sz w:val="20"/>
+      </w:rPr>
+    </w:lvl>
+    <w:lvl w:ilvl="1" w:tentative="1">
+      <w:start w:val="1"/>
+      <w:numFmt w:val="bullet"/>
+      <w:lvlText w:val="o"/>
+      <w:lvlJc w:val="left"/>
+      <w:pPr>
+        <w:tabs>
+          <w:tab w:val="num" w:pos="1440"/>
+        </w:tabs>
+        <w:ind w:left="1440" w:hanging="360"/>
+      </w:pPr>
+      <w:rPr>
+        <w:rFonts w:ascii="Courier New" w:hAnsi="Courier New" w:hint="default"/>
+        <w:sz w:val="20"/>
+      </w:rPr>
+    </w:lvl>
+    <w:lvl w:ilvl="2" w:tentative="1">
+      <w:start w:val="1"/>
+      <w:numFmt w:val="bullet"/>
+      <w:lvlText w:val=""/>
+      <w:lvlJc w:val="left"/>
+      <w:pPr>
+        <w:tabs>
+          <w:tab w:val="num" w:pos="2160"/>
+        </w:tabs>
+        <w:ind w:left="2160" w:hanging="360"/>
+      </w:pPr>
+      <w:rPr>
+        <w:rFonts w:ascii="Wingdings" w:hAnsi="Wingdings" w:hint="default"/>
+        <w:sz w:val="20"/>
+      </w:rPr>
+    </w:lvl>
+    <w:lvl w:ilvl="3" w:tentative="1">
+      <w:start w:val="1"/>
+      <w:numFmt w:val="bullet"/>
+      <w:lvlText w:val=""/>
+      <w:lvlJc w:val="left"/>
+      <w:pPr>
+        <w:tabs>
+          <w:tab w:val="num" w:pos="2880"/>
+        </w:tabs>
+        <w:ind w:left="2880" w:hanging="360"/>
+      </w:pPr>
+      <w:rPr>
+        <w:rFonts w:ascii="Wingdings" w:hAnsi="Wingdings" w:hint="default"/>
+        <w:sz w:val="20"/>
+      </w:rPr>
+    </w:lvl>
+    <w:lvl w:ilvl="4" w:tentative="1">
+      <w:start w:val="1"/>
+      <w:numFmt w:val="bullet"/>
+      <w:lvlText w:val=""/>
+      <w:lvlJc w:val="left"/>
+      <w:pPr>
+        <w:tabs>
+          <w:tab w:val="num" w:pos="3600"/>
+        </w:tabs>
+        <w:ind w:left="3600" w:hanging="360"/>
+      </w:pPr>
+      <w:rPr>
+        <w:rFonts w:ascii="Wingdings" w:hAnsi="Wingdings" w:hint="default"/>
+        <w:sz w:val="20"/>
+      </w:rPr>
+    </w:lvl>
+    <w:lvl w:ilvl="5" w:tentative="1">
+      <w:start w:val="1"/>
+      <w:numFmt w:val="bullet"/>
+      <w:lvlText w:val=""/>
+      <w:lvlJc w:val="left"/>
+      <w:pPr>
+        <w:tabs>
+          <w:tab w:val="num" w:pos="4320"/>
+        </w:tabs>
+        <w:ind w:left="4320" w:hanging="360"/>
+      </w:pPr>
+      <w:rPr>
+        <w:rFonts w:ascii="Wingdings" w:hAnsi="Wingdings" w:hint="default"/>
+        <w:sz w:val="20"/>
+      </w:rPr>
+    </w:lvl>
+    <w:lvl w:ilvl="6" w:tentative="1">
+      <w:start w:val="1"/>
+      <w:numFmt w:val="bullet"/>
+      <w:lvlText w:val=""/>
+      <w:lvlJc w:val="left"/>
+      <w:pPr>
+        <w:tabs>
+          <w:tab w:val="num" w:pos="5040"/>
+        </w:tabs>
+        <w:ind w:left="5040" w:hanging="360"/>
+      </w:pPr>
+      <w:rPr>
+        <w:rFonts w:ascii="Wingdings" w:hAnsi="Wingdings" w:hint="default"/>
+        <w:sz w:val="20"/>
+      </w:rPr>
+    </w:lvl>
+    <w:lvl w:ilvl="7" w:tentative="1">
+      <w:start w:val="1"/>
+      <w:numFmt w:val="bullet"/>
+      <w:lvlText w:val=""/>
+      <w:lvlJc w:val="left"/>
+      <w:pPr>
+        <w:tabs>
+          <w:tab w:val="num" w:pos="5760"/>
+        </w:tabs>
+        <w:ind w:left="5760" w:hanging="360"/>
+      </w:pPr>
+      <w:rPr>
+        <w:rFonts w:ascii="Wingdings" w:hAnsi="Wingdings" w:hint="default"/>
+        <w:sz w:val="20"/>
+      </w:rPr>
+    </w:lvl>
+    <w:lvl w:ilvl="8" w:tentative="1">
+      <w:start w:val="1"/>
+      <w:numFmt w:val="bullet"/>
+      <w:lvlText w:val=""/>
+      <w:lvlJc w:val="left"/>
+      <w:pPr>
+        <w:tabs>
+          <w:tab w:val="num" w:pos="6480"/>
+        </w:tabs>
+        <w:ind w:left="6480" w:hanging="360"/>
+      </w:pPr>
+      <w:rPr>
+        <w:rFonts w:ascii="Wingdings" w:hAnsi="Wingdings" w:hint="default"/>
+        <w:sz w:val="20"/>
+      </w:rPr>
+    </w:lvl>
+  </w:abstractNum>
+  <w:abstractNum w:abstractNumId="4" w15:restartNumberingAfterBreak="0">
+    <w:nsid w:val="22166198"/>
+    <w:multiLevelType w:val="multilevel"/>
+    <w:tmpl w:val="91AABE94"/>
+    <w:lvl w:ilvl="0">
+      <w:start w:val="1"/>
+      <w:numFmt w:val="bullet"/>
+      <w:lvlText w:val=""/>
+      <w:lvlJc w:val="left"/>
+      <w:pPr>
+        <w:tabs>
+          <w:tab w:val="num" w:pos="720"/>
+        </w:tabs>
+        <w:ind w:left="720" w:hanging="360"/>
+      </w:pPr>
+      <w:rPr>
+        <w:rFonts w:ascii="Symbol" w:hAnsi="Symbol" w:hint="default"/>
+        <w:sz w:val="20"/>
+      </w:rPr>
+    </w:lvl>
+    <w:lvl w:ilvl="1">
+      <w:start w:val="1"/>
+      <w:numFmt w:val="bullet"/>
+      <w:lvlText w:val="o"/>
+      <w:lvlJc w:val="left"/>
+      <w:pPr>
+        <w:tabs>
+          <w:tab w:val="num" w:pos="1440"/>
+        </w:tabs>
+        <w:ind w:left="1440" w:hanging="360"/>
+      </w:pPr>
+      <w:rPr>
+        <w:rFonts w:ascii="Courier New" w:hAnsi="Courier New" w:hint="default"/>
+        <w:sz w:val="20"/>
+      </w:rPr>
+    </w:lvl>
+    <w:lvl w:ilvl="2" w:tentative="1">
+      <w:start w:val="1"/>
+      <w:numFmt w:val="bullet"/>
+      <w:lvlText w:val=""/>
+      <w:lvlJc w:val="left"/>
+      <w:pPr>
+        <w:tabs>
+          <w:tab w:val="num" w:pos="2160"/>
+        </w:tabs>
+        <w:ind w:left="2160" w:hanging="360"/>
+      </w:pPr>
+      <w:rPr>
+        <w:rFonts w:ascii="Wingdings" w:hAnsi="Wingdings" w:hint="default"/>
+        <w:sz w:val="20"/>
+      </w:rPr>
+    </w:lvl>
+    <w:lvl w:ilvl="3" w:tentative="1">
+      <w:start w:val="1"/>
+      <w:numFmt w:val="bullet"/>
+      <w:lvlText w:val=""/>
+      <w:lvlJc w:val="left"/>
+      <w:pPr>
+        <w:tabs>
+          <w:tab w:val="num" w:pos="2880"/>
+        </w:tabs>
+        <w:ind w:left="2880" w:hanging="360"/>
+      </w:pPr>
+      <w:rPr>
+        <w:rFonts w:ascii="Wingdings" w:hAnsi="Wingdings" w:hint="default"/>
+        <w:sz w:val="20"/>
+      </w:rPr>
+    </w:lvl>
+    <w:lvl w:ilvl="4" w:tentative="1">
+      <w:start w:val="1"/>
+      <w:numFmt w:val="bullet"/>
+      <w:lvlText w:val=""/>
+      <w:lvlJc w:val="left"/>
+      <w:pPr>
+        <w:tabs>
+          <w:tab w:val="num" w:pos="3600"/>
+        </w:tabs>
+        <w:ind w:left="3600" w:hanging="360"/>
+      </w:pPr>
+      <w:rPr>
+        <w:rFonts w:ascii="Wingdings" w:hAnsi="Wingdings" w:hint="default"/>
+        <w:sz w:val="20"/>
+      </w:rPr>
+    </w:lvl>
+    <w:lvl w:ilvl="5" w:tentative="1">
+      <w:start w:val="1"/>
+      <w:numFmt w:val="bullet"/>
+      <w:lvlText w:val=""/>
+      <w:lvlJc w:val="left"/>
+      <w:pPr>
+        <w:tabs>
+          <w:tab w:val="num" w:pos="4320"/>
+        </w:tabs>
+        <w:ind w:left="4320" w:hanging="360"/>
+      </w:pPr>
+      <w:rPr>
+        <w:rFonts w:ascii="Wingdings" w:hAnsi="Wingdings" w:hint="default"/>
+        <w:sz w:val="20"/>
+      </w:rPr>
+    </w:lvl>
+    <w:lvl w:ilvl="6" w:tentative="1">
+      <w:start w:val="1"/>
+      <w:numFmt w:val="bullet"/>
+      <w:lvlText w:val=""/>
+      <w:lvlJc w:val="left"/>
+      <w:pPr>
+        <w:tabs>
+          <w:tab w:val="num" w:pos="5040"/>
+        </w:tabs>
+        <w:ind w:left="5040" w:hanging="360"/>
+      </w:pPr>
+      <w:rPr>
+        <w:rFonts w:ascii="Wingdings" w:hAnsi="Wingdings" w:hint="default"/>
+        <w:sz w:val="20"/>
+      </w:rPr>
+    </w:lvl>
+    <w:lvl w:ilvl="7" w:tentative="1">
+      <w:start w:val="1"/>
+      <w:numFmt w:val="bullet"/>
+      <w:lvlText w:val=""/>
+      <w:lvlJc w:val="left"/>
+      <w:pPr>
+        <w:tabs>
+          <w:tab w:val="num" w:pos="5760"/>
+        </w:tabs>
+        <w:ind w:left="5760" w:hanging="360"/>
+      </w:pPr>
+      <w:rPr>
+        <w:rFonts w:ascii="Wingdings" w:hAnsi="Wingdings" w:hint="default"/>
+        <w:sz w:val="20"/>
+      </w:rPr>
+    </w:lvl>
+    <w:lvl w:ilvl="8" w:tentative="1">
+      <w:start w:val="1"/>
+      <w:numFmt w:val="bullet"/>
+      <w:lvlText w:val=""/>
+      <w:lvlJc w:val="left"/>
+      <w:pPr>
+        <w:tabs>
+          <w:tab w:val="num" w:pos="6480"/>
+        </w:tabs>
+        <w:ind w:left="6480" w:hanging="360"/>
+      </w:pPr>
+      <w:rPr>
+        <w:rFonts w:ascii="Wingdings" w:hAnsi="Wingdings" w:hint="default"/>
+        <w:sz w:val="20"/>
+      </w:rPr>
+    </w:lvl>
+  </w:abstractNum>
+  <w:abstractNum w:abstractNumId="5" w15:restartNumberingAfterBreak="0">
     <w:nsid w:val="2D321B62"/>
     <w:multiLevelType w:val="multilevel"/>
     <w:tmpl w:val="4E044BB4"/>
@@ -862,7 +3229,752 @@
       </w:rPr>
     </w:lvl>
   </w:abstractNum>
-  <w:abstractNum w:abstractNumId="1" w15:restartNumberingAfterBreak="0">
+  <w:abstractNum w:abstractNumId="6" w15:restartNumberingAfterBreak="0">
+    <w:nsid w:val="2F076762"/>
+    <w:multiLevelType w:val="multilevel"/>
+    <w:tmpl w:val="E132D6CA"/>
+    <w:lvl w:ilvl="0">
+      <w:start w:val="1"/>
+      <w:numFmt w:val="bullet"/>
+      <w:lvlText w:val=""/>
+      <w:lvlJc w:val="left"/>
+      <w:pPr>
+        <w:tabs>
+          <w:tab w:val="num" w:pos="720"/>
+        </w:tabs>
+        <w:ind w:left="720" w:hanging="360"/>
+      </w:pPr>
+      <w:rPr>
+        <w:rFonts w:ascii="Symbol" w:hAnsi="Symbol" w:hint="default"/>
+        <w:sz w:val="20"/>
+      </w:rPr>
+    </w:lvl>
+    <w:lvl w:ilvl="1" w:tentative="1">
+      <w:start w:val="1"/>
+      <w:numFmt w:val="bullet"/>
+      <w:lvlText w:val="o"/>
+      <w:lvlJc w:val="left"/>
+      <w:pPr>
+        <w:tabs>
+          <w:tab w:val="num" w:pos="1440"/>
+        </w:tabs>
+        <w:ind w:left="1440" w:hanging="360"/>
+      </w:pPr>
+      <w:rPr>
+        <w:rFonts w:ascii="Courier New" w:hAnsi="Courier New" w:hint="default"/>
+        <w:sz w:val="20"/>
+      </w:rPr>
+    </w:lvl>
+    <w:lvl w:ilvl="2" w:tentative="1">
+      <w:start w:val="1"/>
+      <w:numFmt w:val="bullet"/>
+      <w:lvlText w:val=""/>
+      <w:lvlJc w:val="left"/>
+      <w:pPr>
+        <w:tabs>
+          <w:tab w:val="num" w:pos="2160"/>
+        </w:tabs>
+        <w:ind w:left="2160" w:hanging="360"/>
+      </w:pPr>
+      <w:rPr>
+        <w:rFonts w:ascii="Wingdings" w:hAnsi="Wingdings" w:hint="default"/>
+        <w:sz w:val="20"/>
+      </w:rPr>
+    </w:lvl>
+    <w:lvl w:ilvl="3" w:tentative="1">
+      <w:start w:val="1"/>
+      <w:numFmt w:val="bullet"/>
+      <w:lvlText w:val=""/>
+      <w:lvlJc w:val="left"/>
+      <w:pPr>
+        <w:tabs>
+          <w:tab w:val="num" w:pos="2880"/>
+        </w:tabs>
+        <w:ind w:left="2880" w:hanging="360"/>
+      </w:pPr>
+      <w:rPr>
+        <w:rFonts w:ascii="Wingdings" w:hAnsi="Wingdings" w:hint="default"/>
+        <w:sz w:val="20"/>
+      </w:rPr>
+    </w:lvl>
+    <w:lvl w:ilvl="4" w:tentative="1">
+      <w:start w:val="1"/>
+      <w:numFmt w:val="bullet"/>
+      <w:lvlText w:val=""/>
+      <w:lvlJc w:val="left"/>
+      <w:pPr>
+        <w:tabs>
+          <w:tab w:val="num" w:pos="3600"/>
+        </w:tabs>
+        <w:ind w:left="3600" w:hanging="360"/>
+      </w:pPr>
+      <w:rPr>
+        <w:rFonts w:ascii="Wingdings" w:hAnsi="Wingdings" w:hint="default"/>
+        <w:sz w:val="20"/>
+      </w:rPr>
+    </w:lvl>
+    <w:lvl w:ilvl="5" w:tentative="1">
+      <w:start w:val="1"/>
+      <w:numFmt w:val="bullet"/>
+      <w:lvlText w:val=""/>
+      <w:lvlJc w:val="left"/>
+      <w:pPr>
+        <w:tabs>
+          <w:tab w:val="num" w:pos="4320"/>
+        </w:tabs>
+        <w:ind w:left="4320" w:hanging="360"/>
+      </w:pPr>
+      <w:rPr>
+        <w:rFonts w:ascii="Wingdings" w:hAnsi="Wingdings" w:hint="default"/>
+        <w:sz w:val="20"/>
+      </w:rPr>
+    </w:lvl>
+    <w:lvl w:ilvl="6" w:tentative="1">
+      <w:start w:val="1"/>
+      <w:numFmt w:val="bullet"/>
+      <w:lvlText w:val=""/>
+      <w:lvlJc w:val="left"/>
+      <w:pPr>
+        <w:tabs>
+          <w:tab w:val="num" w:pos="5040"/>
+        </w:tabs>
+        <w:ind w:left="5040" w:hanging="360"/>
+      </w:pPr>
+      <w:rPr>
+        <w:rFonts w:ascii="Wingdings" w:hAnsi="Wingdings" w:hint="default"/>
+        <w:sz w:val="20"/>
+      </w:rPr>
+    </w:lvl>
+    <w:lvl w:ilvl="7" w:tentative="1">
+      <w:start w:val="1"/>
+      <w:numFmt w:val="bullet"/>
+      <w:lvlText w:val=""/>
+      <w:lvlJc w:val="left"/>
+      <w:pPr>
+        <w:tabs>
+          <w:tab w:val="num" w:pos="5760"/>
+        </w:tabs>
+        <w:ind w:left="5760" w:hanging="360"/>
+      </w:pPr>
+      <w:rPr>
+        <w:rFonts w:ascii="Wingdings" w:hAnsi="Wingdings" w:hint="default"/>
+        <w:sz w:val="20"/>
+      </w:rPr>
+    </w:lvl>
+    <w:lvl w:ilvl="8" w:tentative="1">
+      <w:start w:val="1"/>
+      <w:numFmt w:val="bullet"/>
+      <w:lvlText w:val=""/>
+      <w:lvlJc w:val="left"/>
+      <w:pPr>
+        <w:tabs>
+          <w:tab w:val="num" w:pos="6480"/>
+        </w:tabs>
+        <w:ind w:left="6480" w:hanging="360"/>
+      </w:pPr>
+      <w:rPr>
+        <w:rFonts w:ascii="Wingdings" w:hAnsi="Wingdings" w:hint="default"/>
+        <w:sz w:val="20"/>
+      </w:rPr>
+    </w:lvl>
+  </w:abstractNum>
+  <w:abstractNum w:abstractNumId="7" w15:restartNumberingAfterBreak="0">
+    <w:nsid w:val="3F6E2DF7"/>
+    <w:multiLevelType w:val="multilevel"/>
+    <w:tmpl w:val="137E172E"/>
+    <w:lvl w:ilvl="0">
+      <w:start w:val="1"/>
+      <w:numFmt w:val="bullet"/>
+      <w:lvlText w:val=""/>
+      <w:lvlJc w:val="left"/>
+      <w:pPr>
+        <w:tabs>
+          <w:tab w:val="num" w:pos="720"/>
+        </w:tabs>
+        <w:ind w:left="720" w:hanging="360"/>
+      </w:pPr>
+      <w:rPr>
+        <w:rFonts w:ascii="Symbol" w:hAnsi="Symbol" w:hint="default"/>
+        <w:sz w:val="20"/>
+      </w:rPr>
+    </w:lvl>
+    <w:lvl w:ilvl="1" w:tentative="1">
+      <w:start w:val="1"/>
+      <w:numFmt w:val="bullet"/>
+      <w:lvlText w:val="o"/>
+      <w:lvlJc w:val="left"/>
+      <w:pPr>
+        <w:tabs>
+          <w:tab w:val="num" w:pos="1440"/>
+        </w:tabs>
+        <w:ind w:left="1440" w:hanging="360"/>
+      </w:pPr>
+      <w:rPr>
+        <w:rFonts w:ascii="Courier New" w:hAnsi="Courier New" w:hint="default"/>
+        <w:sz w:val="20"/>
+      </w:rPr>
+    </w:lvl>
+    <w:lvl w:ilvl="2" w:tentative="1">
+      <w:start w:val="1"/>
+      <w:numFmt w:val="bullet"/>
+      <w:lvlText w:val=""/>
+      <w:lvlJc w:val="left"/>
+      <w:pPr>
+        <w:tabs>
+          <w:tab w:val="num" w:pos="2160"/>
+        </w:tabs>
+        <w:ind w:left="2160" w:hanging="360"/>
+      </w:pPr>
+      <w:rPr>
+        <w:rFonts w:ascii="Wingdings" w:hAnsi="Wingdings" w:hint="default"/>
+        <w:sz w:val="20"/>
+      </w:rPr>
+    </w:lvl>
+    <w:lvl w:ilvl="3" w:tentative="1">
+      <w:start w:val="1"/>
+      <w:numFmt w:val="bullet"/>
+      <w:lvlText w:val=""/>
+      <w:lvlJc w:val="left"/>
+      <w:pPr>
+        <w:tabs>
+          <w:tab w:val="num" w:pos="2880"/>
+        </w:tabs>
+        <w:ind w:left="2880" w:hanging="360"/>
+      </w:pPr>
+      <w:rPr>
+        <w:rFonts w:ascii="Wingdings" w:hAnsi="Wingdings" w:hint="default"/>
+        <w:sz w:val="20"/>
+      </w:rPr>
+    </w:lvl>
+    <w:lvl w:ilvl="4" w:tentative="1">
+      <w:start w:val="1"/>
+      <w:numFmt w:val="bullet"/>
+      <w:lvlText w:val=""/>
+      <w:lvlJc w:val="left"/>
+      <w:pPr>
+        <w:tabs>
+          <w:tab w:val="num" w:pos="3600"/>
+        </w:tabs>
+        <w:ind w:left="3600" w:hanging="360"/>
+      </w:pPr>
+      <w:rPr>
+        <w:rFonts w:ascii="Wingdings" w:hAnsi="Wingdings" w:hint="default"/>
+        <w:sz w:val="20"/>
+      </w:rPr>
+    </w:lvl>
+    <w:lvl w:ilvl="5" w:tentative="1">
+      <w:start w:val="1"/>
+      <w:numFmt w:val="bullet"/>
+      <w:lvlText w:val=""/>
+      <w:lvlJc w:val="left"/>
+      <w:pPr>
+        <w:tabs>
+          <w:tab w:val="num" w:pos="4320"/>
+        </w:tabs>
+        <w:ind w:left="4320" w:hanging="360"/>
+      </w:pPr>
+      <w:rPr>
+        <w:rFonts w:ascii="Wingdings" w:hAnsi="Wingdings" w:hint="default"/>
+        <w:sz w:val="20"/>
+      </w:rPr>
+    </w:lvl>
+    <w:lvl w:ilvl="6" w:tentative="1">
+      <w:start w:val="1"/>
+      <w:numFmt w:val="bullet"/>
+      <w:lvlText w:val=""/>
+      <w:lvlJc w:val="left"/>
+      <w:pPr>
+        <w:tabs>
+          <w:tab w:val="num" w:pos="5040"/>
+        </w:tabs>
+        <w:ind w:left="5040" w:hanging="360"/>
+      </w:pPr>
+      <w:rPr>
+        <w:rFonts w:ascii="Wingdings" w:hAnsi="Wingdings" w:hint="default"/>
+        <w:sz w:val="20"/>
+      </w:rPr>
+    </w:lvl>
+    <w:lvl w:ilvl="7" w:tentative="1">
+      <w:start w:val="1"/>
+      <w:numFmt w:val="bullet"/>
+      <w:lvlText w:val=""/>
+      <w:lvlJc w:val="left"/>
+      <w:pPr>
+        <w:tabs>
+          <w:tab w:val="num" w:pos="5760"/>
+        </w:tabs>
+        <w:ind w:left="5760" w:hanging="360"/>
+      </w:pPr>
+      <w:rPr>
+        <w:rFonts w:ascii="Wingdings" w:hAnsi="Wingdings" w:hint="default"/>
+        <w:sz w:val="20"/>
+      </w:rPr>
+    </w:lvl>
+    <w:lvl w:ilvl="8" w:tentative="1">
+      <w:start w:val="1"/>
+      <w:numFmt w:val="bullet"/>
+      <w:lvlText w:val=""/>
+      <w:lvlJc w:val="left"/>
+      <w:pPr>
+        <w:tabs>
+          <w:tab w:val="num" w:pos="6480"/>
+        </w:tabs>
+        <w:ind w:left="6480" w:hanging="360"/>
+      </w:pPr>
+      <w:rPr>
+        <w:rFonts w:ascii="Wingdings" w:hAnsi="Wingdings" w:hint="default"/>
+        <w:sz w:val="20"/>
+      </w:rPr>
+    </w:lvl>
+  </w:abstractNum>
+  <w:abstractNum w:abstractNumId="8" w15:restartNumberingAfterBreak="0">
+    <w:nsid w:val="42F04510"/>
+    <w:multiLevelType w:val="multilevel"/>
+    <w:tmpl w:val="7AA81CF6"/>
+    <w:lvl w:ilvl="0">
+      <w:start w:val="1"/>
+      <w:numFmt w:val="bullet"/>
+      <w:lvlText w:val=""/>
+      <w:lvlJc w:val="left"/>
+      <w:pPr>
+        <w:tabs>
+          <w:tab w:val="num" w:pos="720"/>
+        </w:tabs>
+        <w:ind w:left="720" w:hanging="360"/>
+      </w:pPr>
+      <w:rPr>
+        <w:rFonts w:ascii="Symbol" w:hAnsi="Symbol" w:hint="default"/>
+        <w:sz w:val="20"/>
+      </w:rPr>
+    </w:lvl>
+    <w:lvl w:ilvl="1" w:tentative="1">
+      <w:start w:val="1"/>
+      <w:numFmt w:val="bullet"/>
+      <w:lvlText w:val="o"/>
+      <w:lvlJc w:val="left"/>
+      <w:pPr>
+        <w:tabs>
+          <w:tab w:val="num" w:pos="1440"/>
+        </w:tabs>
+        <w:ind w:left="1440" w:hanging="360"/>
+      </w:pPr>
+      <w:rPr>
+        <w:rFonts w:ascii="Courier New" w:hAnsi="Courier New" w:hint="default"/>
+        <w:sz w:val="20"/>
+      </w:rPr>
+    </w:lvl>
+    <w:lvl w:ilvl="2" w:tentative="1">
+      <w:start w:val="1"/>
+      <w:numFmt w:val="bullet"/>
+      <w:lvlText w:val=""/>
+      <w:lvlJc w:val="left"/>
+      <w:pPr>
+        <w:tabs>
+          <w:tab w:val="num" w:pos="2160"/>
+        </w:tabs>
+        <w:ind w:left="2160" w:hanging="360"/>
+      </w:pPr>
+      <w:rPr>
+        <w:rFonts w:ascii="Wingdings" w:hAnsi="Wingdings" w:hint="default"/>
+        <w:sz w:val="20"/>
+      </w:rPr>
+    </w:lvl>
+    <w:lvl w:ilvl="3" w:tentative="1">
+      <w:start w:val="1"/>
+      <w:numFmt w:val="bullet"/>
+      <w:lvlText w:val=""/>
+      <w:lvlJc w:val="left"/>
+      <w:pPr>
+        <w:tabs>
+          <w:tab w:val="num" w:pos="2880"/>
+        </w:tabs>
+        <w:ind w:left="2880" w:hanging="360"/>
+      </w:pPr>
+      <w:rPr>
+        <w:rFonts w:ascii="Wingdings" w:hAnsi="Wingdings" w:hint="default"/>
+        <w:sz w:val="20"/>
+      </w:rPr>
+    </w:lvl>
+    <w:lvl w:ilvl="4" w:tentative="1">
+      <w:start w:val="1"/>
+      <w:numFmt w:val="bullet"/>
+      <w:lvlText w:val=""/>
+      <w:lvlJc w:val="left"/>
+      <w:pPr>
+        <w:tabs>
+          <w:tab w:val="num" w:pos="3600"/>
+        </w:tabs>
+        <w:ind w:left="3600" w:hanging="360"/>
+      </w:pPr>
+      <w:rPr>
+        <w:rFonts w:ascii="Wingdings" w:hAnsi="Wingdings" w:hint="default"/>
+        <w:sz w:val="20"/>
+      </w:rPr>
+    </w:lvl>
+    <w:lvl w:ilvl="5" w:tentative="1">
+      <w:start w:val="1"/>
+      <w:numFmt w:val="bullet"/>
+      <w:lvlText w:val=""/>
+      <w:lvlJc w:val="left"/>
+      <w:pPr>
+        <w:tabs>
+          <w:tab w:val="num" w:pos="4320"/>
+        </w:tabs>
+        <w:ind w:left="4320" w:hanging="360"/>
+      </w:pPr>
+      <w:rPr>
+        <w:rFonts w:ascii="Wingdings" w:hAnsi="Wingdings" w:hint="default"/>
+        <w:sz w:val="20"/>
+      </w:rPr>
+    </w:lvl>
+    <w:lvl w:ilvl="6" w:tentative="1">
+      <w:start w:val="1"/>
+      <w:numFmt w:val="bullet"/>
+      <w:lvlText w:val=""/>
+      <w:lvlJc w:val="left"/>
+      <w:pPr>
+        <w:tabs>
+          <w:tab w:val="num" w:pos="5040"/>
+        </w:tabs>
+        <w:ind w:left="5040" w:hanging="360"/>
+      </w:pPr>
+      <w:rPr>
+        <w:rFonts w:ascii="Wingdings" w:hAnsi="Wingdings" w:hint="default"/>
+        <w:sz w:val="20"/>
+      </w:rPr>
+    </w:lvl>
+    <w:lvl w:ilvl="7" w:tentative="1">
+      <w:start w:val="1"/>
+      <w:numFmt w:val="bullet"/>
+      <w:lvlText w:val=""/>
+      <w:lvlJc w:val="left"/>
+      <w:pPr>
+        <w:tabs>
+          <w:tab w:val="num" w:pos="5760"/>
+        </w:tabs>
+        <w:ind w:left="5760" w:hanging="360"/>
+      </w:pPr>
+      <w:rPr>
+        <w:rFonts w:ascii="Wingdings" w:hAnsi="Wingdings" w:hint="default"/>
+        <w:sz w:val="20"/>
+      </w:rPr>
+    </w:lvl>
+    <w:lvl w:ilvl="8" w:tentative="1">
+      <w:start w:val="1"/>
+      <w:numFmt w:val="bullet"/>
+      <w:lvlText w:val=""/>
+      <w:lvlJc w:val="left"/>
+      <w:pPr>
+        <w:tabs>
+          <w:tab w:val="num" w:pos="6480"/>
+        </w:tabs>
+        <w:ind w:left="6480" w:hanging="360"/>
+      </w:pPr>
+      <w:rPr>
+        <w:rFonts w:ascii="Wingdings" w:hAnsi="Wingdings" w:hint="default"/>
+        <w:sz w:val="20"/>
+      </w:rPr>
+    </w:lvl>
+  </w:abstractNum>
+  <w:abstractNum w:abstractNumId="9" w15:restartNumberingAfterBreak="0">
+    <w:nsid w:val="5C14266C"/>
+    <w:multiLevelType w:val="multilevel"/>
+    <w:tmpl w:val="70700C6E"/>
+    <w:lvl w:ilvl="0">
+      <w:start w:val="1"/>
+      <w:numFmt w:val="bullet"/>
+      <w:lvlText w:val=""/>
+      <w:lvlJc w:val="left"/>
+      <w:pPr>
+        <w:tabs>
+          <w:tab w:val="num" w:pos="720"/>
+        </w:tabs>
+        <w:ind w:left="720" w:hanging="360"/>
+      </w:pPr>
+      <w:rPr>
+        <w:rFonts w:ascii="Symbol" w:hAnsi="Symbol" w:hint="default"/>
+        <w:sz w:val="20"/>
+      </w:rPr>
+    </w:lvl>
+    <w:lvl w:ilvl="1" w:tentative="1">
+      <w:start w:val="1"/>
+      <w:numFmt w:val="bullet"/>
+      <w:lvlText w:val="o"/>
+      <w:lvlJc w:val="left"/>
+      <w:pPr>
+        <w:tabs>
+          <w:tab w:val="num" w:pos="1440"/>
+        </w:tabs>
+        <w:ind w:left="1440" w:hanging="360"/>
+      </w:pPr>
+      <w:rPr>
+        <w:rFonts w:ascii="Courier New" w:hAnsi="Courier New" w:hint="default"/>
+        <w:sz w:val="20"/>
+      </w:rPr>
+    </w:lvl>
+    <w:lvl w:ilvl="2" w:tentative="1">
+      <w:start w:val="1"/>
+      <w:numFmt w:val="bullet"/>
+      <w:lvlText w:val=""/>
+      <w:lvlJc w:val="left"/>
+      <w:pPr>
+        <w:tabs>
+          <w:tab w:val="num" w:pos="2160"/>
+        </w:tabs>
+        <w:ind w:left="2160" w:hanging="360"/>
+      </w:pPr>
+      <w:rPr>
+        <w:rFonts w:ascii="Wingdings" w:hAnsi="Wingdings" w:hint="default"/>
+        <w:sz w:val="20"/>
+      </w:rPr>
+    </w:lvl>
+    <w:lvl w:ilvl="3" w:tentative="1">
+      <w:start w:val="1"/>
+      <w:numFmt w:val="bullet"/>
+      <w:lvlText w:val=""/>
+      <w:lvlJc w:val="left"/>
+      <w:pPr>
+        <w:tabs>
+          <w:tab w:val="num" w:pos="2880"/>
+        </w:tabs>
+        <w:ind w:left="2880" w:hanging="360"/>
+      </w:pPr>
+      <w:rPr>
+        <w:rFonts w:ascii="Wingdings" w:hAnsi="Wingdings" w:hint="default"/>
+        <w:sz w:val="20"/>
+      </w:rPr>
+    </w:lvl>
+    <w:lvl w:ilvl="4" w:tentative="1">
+      <w:start w:val="1"/>
+      <w:numFmt w:val="bullet"/>
+      <w:lvlText w:val=""/>
+      <w:lvlJc w:val="left"/>
+      <w:pPr>
+        <w:tabs>
+          <w:tab w:val="num" w:pos="3600"/>
+        </w:tabs>
+        <w:ind w:left="3600" w:hanging="360"/>
+      </w:pPr>
+      <w:rPr>
+        <w:rFonts w:ascii="Wingdings" w:hAnsi="Wingdings" w:hint="default"/>
+        <w:sz w:val="20"/>
+      </w:rPr>
+    </w:lvl>
+    <w:lvl w:ilvl="5" w:tentative="1">
+      <w:start w:val="1"/>
+      <w:numFmt w:val="bullet"/>
+      <w:lvlText w:val=""/>
+      <w:lvlJc w:val="left"/>
+      <w:pPr>
+        <w:tabs>
+          <w:tab w:val="num" w:pos="4320"/>
+        </w:tabs>
+        <w:ind w:left="4320" w:hanging="360"/>
+      </w:pPr>
+      <w:rPr>
+        <w:rFonts w:ascii="Wingdings" w:hAnsi="Wingdings" w:hint="default"/>
+        <w:sz w:val="20"/>
+      </w:rPr>
+    </w:lvl>
+    <w:lvl w:ilvl="6" w:tentative="1">
+      <w:start w:val="1"/>
+      <w:numFmt w:val="bullet"/>
+      <w:lvlText w:val=""/>
+      <w:lvlJc w:val="left"/>
+      <w:pPr>
+        <w:tabs>
+          <w:tab w:val="num" w:pos="5040"/>
+        </w:tabs>
+        <w:ind w:left="5040" w:hanging="360"/>
+      </w:pPr>
+      <w:rPr>
+        <w:rFonts w:ascii="Wingdings" w:hAnsi="Wingdings" w:hint="default"/>
+        <w:sz w:val="20"/>
+      </w:rPr>
+    </w:lvl>
+    <w:lvl w:ilvl="7" w:tentative="1">
+      <w:start w:val="1"/>
+      <w:numFmt w:val="bullet"/>
+      <w:lvlText w:val=""/>
+      <w:lvlJc w:val="left"/>
+      <w:pPr>
+        <w:tabs>
+          <w:tab w:val="num" w:pos="5760"/>
+        </w:tabs>
+        <w:ind w:left="5760" w:hanging="360"/>
+      </w:pPr>
+      <w:rPr>
+        <w:rFonts w:ascii="Wingdings" w:hAnsi="Wingdings" w:hint="default"/>
+        <w:sz w:val="20"/>
+      </w:rPr>
+    </w:lvl>
+    <w:lvl w:ilvl="8" w:tentative="1">
+      <w:start w:val="1"/>
+      <w:numFmt w:val="bullet"/>
+      <w:lvlText w:val=""/>
+      <w:lvlJc w:val="left"/>
+      <w:pPr>
+        <w:tabs>
+          <w:tab w:val="num" w:pos="6480"/>
+        </w:tabs>
+        <w:ind w:left="6480" w:hanging="360"/>
+      </w:pPr>
+      <w:rPr>
+        <w:rFonts w:ascii="Wingdings" w:hAnsi="Wingdings" w:hint="default"/>
+        <w:sz w:val="20"/>
+      </w:rPr>
+    </w:lvl>
+  </w:abstractNum>
+  <w:abstractNum w:abstractNumId="10" w15:restartNumberingAfterBreak="0">
+    <w:nsid w:val="5F8B1321"/>
+    <w:multiLevelType w:val="multilevel"/>
+    <w:tmpl w:val="14DC81A2"/>
+    <w:lvl w:ilvl="0">
+      <w:start w:val="1"/>
+      <w:numFmt w:val="bullet"/>
+      <w:lvlText w:val=""/>
+      <w:lvlJc w:val="left"/>
+      <w:pPr>
+        <w:tabs>
+          <w:tab w:val="num" w:pos="720"/>
+        </w:tabs>
+        <w:ind w:left="720" w:hanging="360"/>
+      </w:pPr>
+      <w:rPr>
+        <w:rFonts w:ascii="Symbol" w:hAnsi="Symbol" w:hint="default"/>
+        <w:sz w:val="20"/>
+      </w:rPr>
+    </w:lvl>
+    <w:lvl w:ilvl="1" w:tentative="1">
+      <w:start w:val="1"/>
+      <w:numFmt w:val="bullet"/>
+      <w:lvlText w:val="o"/>
+      <w:lvlJc w:val="left"/>
+      <w:pPr>
+        <w:tabs>
+          <w:tab w:val="num" w:pos="1440"/>
+        </w:tabs>
+        <w:ind w:left="1440" w:hanging="360"/>
+      </w:pPr>
+      <w:rPr>
+        <w:rFonts w:ascii="Courier New" w:hAnsi="Courier New" w:hint="default"/>
+        <w:sz w:val="20"/>
+      </w:rPr>
+    </w:lvl>
+    <w:lvl w:ilvl="2" w:tentative="1">
+      <w:start w:val="1"/>
+      <w:numFmt w:val="bullet"/>
+      <w:lvlText w:val=""/>
+      <w:lvlJc w:val="left"/>
+      <w:pPr>
+        <w:tabs>
+          <w:tab w:val="num" w:pos="2160"/>
+        </w:tabs>
+        <w:ind w:left="2160" w:hanging="360"/>
+      </w:pPr>
+      <w:rPr>
+        <w:rFonts w:ascii="Wingdings" w:hAnsi="Wingdings" w:hint="default"/>
+        <w:sz w:val="20"/>
+      </w:rPr>
+    </w:lvl>
+    <w:lvl w:ilvl="3" w:tentative="1">
+      <w:start w:val="1"/>
+      <w:numFmt w:val="bullet"/>
+      <w:lvlText w:val=""/>
+      <w:lvlJc w:val="left"/>
+      <w:pPr>
+        <w:tabs>
+          <w:tab w:val="num" w:pos="2880"/>
+        </w:tabs>
+        <w:ind w:left="2880" w:hanging="360"/>
+      </w:pPr>
+      <w:rPr>
+        <w:rFonts w:ascii="Wingdings" w:hAnsi="Wingdings" w:hint="default"/>
+        <w:sz w:val="20"/>
+      </w:rPr>
+    </w:lvl>
+    <w:lvl w:ilvl="4" w:tentative="1">
+      <w:start w:val="1"/>
+      <w:numFmt w:val="bullet"/>
+      <w:lvlText w:val=""/>
+      <w:lvlJc w:val="left"/>
+      <w:pPr>
+        <w:tabs>
+          <w:tab w:val="num" w:pos="3600"/>
+        </w:tabs>
+        <w:ind w:left="3600" w:hanging="360"/>
+      </w:pPr>
+      <w:rPr>
+        <w:rFonts w:ascii="Wingdings" w:hAnsi="Wingdings" w:hint="default"/>
+        <w:sz w:val="20"/>
+      </w:rPr>
+    </w:lvl>
+    <w:lvl w:ilvl="5" w:tentative="1">
+      <w:start w:val="1"/>
+      <w:numFmt w:val="bullet"/>
+      <w:lvlText w:val=""/>
+      <w:lvlJc w:val="left"/>
+      <w:pPr>
+        <w:tabs>
+          <w:tab w:val="num" w:pos="4320"/>
+        </w:tabs>
+        <w:ind w:left="4320" w:hanging="360"/>
+      </w:pPr>
+      <w:rPr>
+        <w:rFonts w:ascii="Wingdings" w:hAnsi="Wingdings" w:hint="default"/>
+        <w:sz w:val="20"/>
+      </w:rPr>
+    </w:lvl>
+    <w:lvl w:ilvl="6" w:tentative="1">
+      <w:start w:val="1"/>
+      <w:numFmt w:val="bullet"/>
+      <w:lvlText w:val=""/>
+      <w:lvlJc w:val="left"/>
+      <w:pPr>
+        <w:tabs>
+          <w:tab w:val="num" w:pos="5040"/>
+        </w:tabs>
+        <w:ind w:left="5040" w:hanging="360"/>
+      </w:pPr>
+      <w:rPr>
+        <w:rFonts w:ascii="Wingdings" w:hAnsi="Wingdings" w:hint="default"/>
+        <w:sz w:val="20"/>
+      </w:rPr>
+    </w:lvl>
+    <w:lvl w:ilvl="7" w:tentative="1">
+      <w:start w:val="1"/>
+      <w:numFmt w:val="bullet"/>
+      <w:lvlText w:val=""/>
+      <w:lvlJc w:val="left"/>
+      <w:pPr>
+        <w:tabs>
+          <w:tab w:val="num" w:pos="5760"/>
+        </w:tabs>
+        <w:ind w:left="5760" w:hanging="360"/>
+      </w:pPr>
+      <w:rPr>
+        <w:rFonts w:ascii="Wingdings" w:hAnsi="Wingdings" w:hint="default"/>
+        <w:sz w:val="20"/>
+      </w:rPr>
+    </w:lvl>
+    <w:lvl w:ilvl="8" w:tentative="1">
+      <w:start w:val="1"/>
+      <w:numFmt w:val="bullet"/>
+      <w:lvlText w:val=""/>
+      <w:lvlJc w:val="left"/>
+      <w:pPr>
+        <w:tabs>
+          <w:tab w:val="num" w:pos="6480"/>
+        </w:tabs>
+        <w:ind w:left="6480" w:hanging="360"/>
+      </w:pPr>
+      <w:rPr>
+        <w:rFonts w:ascii="Wingdings" w:hAnsi="Wingdings" w:hint="default"/>
+        <w:sz w:val="20"/>
+      </w:rPr>
+    </w:lvl>
+  </w:abstractNum>
+  <w:abstractNum w:abstractNumId="11" w15:restartNumberingAfterBreak="0">
     <w:nsid w:val="60D46400"/>
     <w:multiLevelType w:val="multilevel"/>
     <w:tmpl w:val="638C6A80"/>
@@ -1011,7 +4123,7 @@
       </w:rPr>
     </w:lvl>
   </w:abstractNum>
-  <w:abstractNum w:abstractNumId="2" w15:restartNumberingAfterBreak="0">
+  <w:abstractNum w:abstractNumId="12" w15:restartNumberingAfterBreak="0">
     <w:nsid w:val="68E45046"/>
     <w:multiLevelType w:val="multilevel"/>
     <w:tmpl w:val="84B0B6AC"/>
@@ -1160,14 +4272,348 @@
       </w:rPr>
     </w:lvl>
   </w:abstractNum>
+  <w:abstractNum w:abstractNumId="13" w15:restartNumberingAfterBreak="0">
+    <w:nsid w:val="6EB57802"/>
+    <w:multiLevelType w:val="multilevel"/>
+    <w:tmpl w:val="7638E1FC"/>
+    <w:lvl w:ilvl="0">
+      <w:start w:val="1"/>
+      <w:numFmt w:val="bullet"/>
+      <w:lvlText w:val=""/>
+      <w:lvlJc w:val="left"/>
+      <w:pPr>
+        <w:tabs>
+          <w:tab w:val="num" w:pos="720"/>
+        </w:tabs>
+        <w:ind w:left="720" w:hanging="360"/>
+      </w:pPr>
+      <w:rPr>
+        <w:rFonts w:ascii="Symbol" w:hAnsi="Symbol" w:hint="default"/>
+        <w:sz w:val="20"/>
+      </w:rPr>
+    </w:lvl>
+    <w:lvl w:ilvl="1">
+      <w:start w:val="1"/>
+      <w:numFmt w:val="bullet"/>
+      <w:lvlText w:val="o"/>
+      <w:lvlJc w:val="left"/>
+      <w:pPr>
+        <w:tabs>
+          <w:tab w:val="num" w:pos="1440"/>
+        </w:tabs>
+        <w:ind w:left="1440" w:hanging="360"/>
+      </w:pPr>
+      <w:rPr>
+        <w:rFonts w:ascii="Courier New" w:hAnsi="Courier New" w:hint="default"/>
+        <w:sz w:val="20"/>
+      </w:rPr>
+    </w:lvl>
+    <w:lvl w:ilvl="2" w:tentative="1">
+      <w:start w:val="1"/>
+      <w:numFmt w:val="bullet"/>
+      <w:lvlText w:val=""/>
+      <w:lvlJc w:val="left"/>
+      <w:pPr>
+        <w:tabs>
+          <w:tab w:val="num" w:pos="2160"/>
+        </w:tabs>
+        <w:ind w:left="2160" w:hanging="360"/>
+      </w:pPr>
+      <w:rPr>
+        <w:rFonts w:ascii="Wingdings" w:hAnsi="Wingdings" w:hint="default"/>
+        <w:sz w:val="20"/>
+      </w:rPr>
+    </w:lvl>
+    <w:lvl w:ilvl="3" w:tentative="1">
+      <w:start w:val="1"/>
+      <w:numFmt w:val="bullet"/>
+      <w:lvlText w:val=""/>
+      <w:lvlJc w:val="left"/>
+      <w:pPr>
+        <w:tabs>
+          <w:tab w:val="num" w:pos="2880"/>
+        </w:tabs>
+        <w:ind w:left="2880" w:hanging="360"/>
+      </w:pPr>
+      <w:rPr>
+        <w:rFonts w:ascii="Wingdings" w:hAnsi="Wingdings" w:hint="default"/>
+        <w:sz w:val="20"/>
+      </w:rPr>
+    </w:lvl>
+    <w:lvl w:ilvl="4" w:tentative="1">
+      <w:start w:val="1"/>
+      <w:numFmt w:val="bullet"/>
+      <w:lvlText w:val=""/>
+      <w:lvlJc w:val="left"/>
+      <w:pPr>
+        <w:tabs>
+          <w:tab w:val="num" w:pos="3600"/>
+        </w:tabs>
+        <w:ind w:left="3600" w:hanging="360"/>
+      </w:pPr>
+      <w:rPr>
+        <w:rFonts w:ascii="Wingdings" w:hAnsi="Wingdings" w:hint="default"/>
+        <w:sz w:val="20"/>
+      </w:rPr>
+    </w:lvl>
+    <w:lvl w:ilvl="5" w:tentative="1">
+      <w:start w:val="1"/>
+      <w:numFmt w:val="bullet"/>
+      <w:lvlText w:val=""/>
+      <w:lvlJc w:val="left"/>
+      <w:pPr>
+        <w:tabs>
+          <w:tab w:val="num" w:pos="4320"/>
+        </w:tabs>
+        <w:ind w:left="4320" w:hanging="360"/>
+      </w:pPr>
+      <w:rPr>
+        <w:rFonts w:ascii="Wingdings" w:hAnsi="Wingdings" w:hint="default"/>
+        <w:sz w:val="20"/>
+      </w:rPr>
+    </w:lvl>
+    <w:lvl w:ilvl="6" w:tentative="1">
+      <w:start w:val="1"/>
+      <w:numFmt w:val="bullet"/>
+      <w:lvlText w:val=""/>
+      <w:lvlJc w:val="left"/>
+      <w:pPr>
+        <w:tabs>
+          <w:tab w:val="num" w:pos="5040"/>
+        </w:tabs>
+        <w:ind w:left="5040" w:hanging="360"/>
+      </w:pPr>
+      <w:rPr>
+        <w:rFonts w:ascii="Wingdings" w:hAnsi="Wingdings" w:hint="default"/>
+        <w:sz w:val="20"/>
+      </w:rPr>
+    </w:lvl>
+    <w:lvl w:ilvl="7" w:tentative="1">
+      <w:start w:val="1"/>
+      <w:numFmt w:val="bullet"/>
+      <w:lvlText w:val=""/>
+      <w:lvlJc w:val="left"/>
+      <w:pPr>
+        <w:tabs>
+          <w:tab w:val="num" w:pos="5760"/>
+        </w:tabs>
+        <w:ind w:left="5760" w:hanging="360"/>
+      </w:pPr>
+      <w:rPr>
+        <w:rFonts w:ascii="Wingdings" w:hAnsi="Wingdings" w:hint="default"/>
+        <w:sz w:val="20"/>
+      </w:rPr>
+    </w:lvl>
+    <w:lvl w:ilvl="8" w:tentative="1">
+      <w:start w:val="1"/>
+      <w:numFmt w:val="bullet"/>
+      <w:lvlText w:val=""/>
+      <w:lvlJc w:val="left"/>
+      <w:pPr>
+        <w:tabs>
+          <w:tab w:val="num" w:pos="6480"/>
+        </w:tabs>
+        <w:ind w:left="6480" w:hanging="360"/>
+      </w:pPr>
+      <w:rPr>
+        <w:rFonts w:ascii="Wingdings" w:hAnsi="Wingdings" w:hint="default"/>
+        <w:sz w:val="20"/>
+      </w:rPr>
+    </w:lvl>
+  </w:abstractNum>
+  <w:abstractNum w:abstractNumId="14" w15:restartNumberingAfterBreak="0">
+    <w:nsid w:val="6FEC0938"/>
+    <w:multiLevelType w:val="multilevel"/>
+    <w:tmpl w:val="BB1C9106"/>
+    <w:lvl w:ilvl="0">
+      <w:start w:val="1"/>
+      <w:numFmt w:val="bullet"/>
+      <w:lvlText w:val=""/>
+      <w:lvlJc w:val="left"/>
+      <w:pPr>
+        <w:tabs>
+          <w:tab w:val="num" w:pos="720"/>
+        </w:tabs>
+        <w:ind w:left="720" w:hanging="360"/>
+      </w:pPr>
+      <w:rPr>
+        <w:rFonts w:ascii="Symbol" w:hAnsi="Symbol" w:hint="default"/>
+        <w:sz w:val="20"/>
+      </w:rPr>
+    </w:lvl>
+    <w:lvl w:ilvl="1" w:tentative="1">
+      <w:start w:val="1"/>
+      <w:numFmt w:val="bullet"/>
+      <w:lvlText w:val="o"/>
+      <w:lvlJc w:val="left"/>
+      <w:pPr>
+        <w:tabs>
+          <w:tab w:val="num" w:pos="1440"/>
+        </w:tabs>
+        <w:ind w:left="1440" w:hanging="360"/>
+      </w:pPr>
+      <w:rPr>
+        <w:rFonts w:ascii="Courier New" w:hAnsi="Courier New" w:hint="default"/>
+        <w:sz w:val="20"/>
+      </w:rPr>
+    </w:lvl>
+    <w:lvl w:ilvl="2" w:tentative="1">
+      <w:start w:val="1"/>
+      <w:numFmt w:val="bullet"/>
+      <w:lvlText w:val=""/>
+      <w:lvlJc w:val="left"/>
+      <w:pPr>
+        <w:tabs>
+          <w:tab w:val="num" w:pos="2160"/>
+        </w:tabs>
+        <w:ind w:left="2160" w:hanging="360"/>
+      </w:pPr>
+      <w:rPr>
+        <w:rFonts w:ascii="Wingdings" w:hAnsi="Wingdings" w:hint="default"/>
+        <w:sz w:val="20"/>
+      </w:rPr>
+    </w:lvl>
+    <w:lvl w:ilvl="3" w:tentative="1">
+      <w:start w:val="1"/>
+      <w:numFmt w:val="bullet"/>
+      <w:lvlText w:val=""/>
+      <w:lvlJc w:val="left"/>
+      <w:pPr>
+        <w:tabs>
+          <w:tab w:val="num" w:pos="2880"/>
+        </w:tabs>
+        <w:ind w:left="2880" w:hanging="360"/>
+      </w:pPr>
+      <w:rPr>
+        <w:rFonts w:ascii="Wingdings" w:hAnsi="Wingdings" w:hint="default"/>
+        <w:sz w:val="20"/>
+      </w:rPr>
+    </w:lvl>
+    <w:lvl w:ilvl="4" w:tentative="1">
+      <w:start w:val="1"/>
+      <w:numFmt w:val="bullet"/>
+      <w:lvlText w:val=""/>
+      <w:lvlJc w:val="left"/>
+      <w:pPr>
+        <w:tabs>
+          <w:tab w:val="num" w:pos="3600"/>
+        </w:tabs>
+        <w:ind w:left="3600" w:hanging="360"/>
+      </w:pPr>
+      <w:rPr>
+        <w:rFonts w:ascii="Wingdings" w:hAnsi="Wingdings" w:hint="default"/>
+        <w:sz w:val="20"/>
+      </w:rPr>
+    </w:lvl>
+    <w:lvl w:ilvl="5" w:tentative="1">
+      <w:start w:val="1"/>
+      <w:numFmt w:val="bullet"/>
+      <w:lvlText w:val=""/>
+      <w:lvlJc w:val="left"/>
+      <w:pPr>
+        <w:tabs>
+          <w:tab w:val="num" w:pos="4320"/>
+        </w:tabs>
+        <w:ind w:left="4320" w:hanging="360"/>
+      </w:pPr>
+      <w:rPr>
+        <w:rFonts w:ascii="Wingdings" w:hAnsi="Wingdings" w:hint="default"/>
+        <w:sz w:val="20"/>
+      </w:rPr>
+    </w:lvl>
+    <w:lvl w:ilvl="6" w:tentative="1">
+      <w:start w:val="1"/>
+      <w:numFmt w:val="bullet"/>
+      <w:lvlText w:val=""/>
+      <w:lvlJc w:val="left"/>
+      <w:pPr>
+        <w:tabs>
+          <w:tab w:val="num" w:pos="5040"/>
+        </w:tabs>
+        <w:ind w:left="5040" w:hanging="360"/>
+      </w:pPr>
+      <w:rPr>
+        <w:rFonts w:ascii="Wingdings" w:hAnsi="Wingdings" w:hint="default"/>
+        <w:sz w:val="20"/>
+      </w:rPr>
+    </w:lvl>
+    <w:lvl w:ilvl="7" w:tentative="1">
+      <w:start w:val="1"/>
+      <w:numFmt w:val="bullet"/>
+      <w:lvlText w:val=""/>
+      <w:lvlJc w:val="left"/>
+      <w:pPr>
+        <w:tabs>
+          <w:tab w:val="num" w:pos="5760"/>
+        </w:tabs>
+        <w:ind w:left="5760" w:hanging="360"/>
+      </w:pPr>
+      <w:rPr>
+        <w:rFonts w:ascii="Wingdings" w:hAnsi="Wingdings" w:hint="default"/>
+        <w:sz w:val="20"/>
+      </w:rPr>
+    </w:lvl>
+    <w:lvl w:ilvl="8" w:tentative="1">
+      <w:start w:val="1"/>
+      <w:numFmt w:val="bullet"/>
+      <w:lvlText w:val=""/>
+      <w:lvlJc w:val="left"/>
+      <w:pPr>
+        <w:tabs>
+          <w:tab w:val="num" w:pos="6480"/>
+        </w:tabs>
+        <w:ind w:left="6480" w:hanging="360"/>
+      </w:pPr>
+      <w:rPr>
+        <w:rFonts w:ascii="Wingdings" w:hAnsi="Wingdings" w:hint="default"/>
+        <w:sz w:val="20"/>
+      </w:rPr>
+    </w:lvl>
+  </w:abstractNum>
   <w:num w:numId="1" w16cid:durableId="1539244160">
+    <w:abstractNumId w:val="5"/>
+  </w:num>
+  <w:num w:numId="2" w16cid:durableId="118380777">
+    <w:abstractNumId w:val="11"/>
+  </w:num>
+  <w:num w:numId="3" w16cid:durableId="733822187">
+    <w:abstractNumId w:val="12"/>
+  </w:num>
+  <w:num w:numId="4" w16cid:durableId="1660884149">
+    <w:abstractNumId w:val="3"/>
+  </w:num>
+  <w:num w:numId="5" w16cid:durableId="1981684646">
+    <w:abstractNumId w:val="4"/>
+  </w:num>
+  <w:num w:numId="6" w16cid:durableId="90054397">
+    <w:abstractNumId w:val="13"/>
+  </w:num>
+  <w:num w:numId="7" w16cid:durableId="768499900">
     <w:abstractNumId w:val="0"/>
   </w:num>
-  <w:num w:numId="2" w16cid:durableId="118380777">
+  <w:num w:numId="8" w16cid:durableId="195001408">
+    <w:abstractNumId w:val="9"/>
+  </w:num>
+  <w:num w:numId="9" w16cid:durableId="2124684133">
+    <w:abstractNumId w:val="14"/>
+  </w:num>
+  <w:num w:numId="10" w16cid:durableId="1646741733">
+    <w:abstractNumId w:val="6"/>
+  </w:num>
+  <w:num w:numId="11" w16cid:durableId="855654277">
+    <w:abstractNumId w:val="8"/>
+  </w:num>
+  <w:num w:numId="12" w16cid:durableId="1671711291">
+    <w:abstractNumId w:val="2"/>
+  </w:num>
+  <w:num w:numId="13" w16cid:durableId="1466656461">
+    <w:abstractNumId w:val="10"/>
+  </w:num>
+  <w:num w:numId="14" w16cid:durableId="578833010">
     <w:abstractNumId w:val="1"/>
   </w:num>
-  <w:num w:numId="3" w16cid:durableId="733822187">
-    <w:abstractNumId w:val="2"/>
+  <w:num w:numId="15" w16cid:durableId="1688825612">
+    <w:abstractNumId w:val="7"/>
   </w:num>
 </w:numbering>
 </file>
